--- a/resume/assets/CVofLZikhali.docx
+++ b/resume/assets/CVofLZikhali.docx
@@ -4,18 +4,19 @@
   <w:body>
     <w:p>
       <w:pPr>
+        <w:spacing w:line="240" w:lineRule="auto"/>
         <w:jc w:val="center"/>
         <w:rPr>
-          <w:rFonts w:ascii="Aptos" w:hAnsi="Aptos" w:cstheme="minorHAnsi"/>
-          <w:b/>
-          <w:bCs/>
-          <w:sz w:val="72"/>
-          <w:szCs w:val="72"/>
-        </w:rPr>
-      </w:pPr>
-      <w:r>
-        <w:rPr>
-          <w:rFonts w:ascii="Aptos" w:hAnsi="Aptos" w:cstheme="minorHAnsi"/>
+          <w:rFonts w:ascii="Aptos" w:eastAsia="Calibri" w:hAnsi="Aptos" w:cs="Calibri"/>
+          <w:b/>
+          <w:bCs/>
+          <w:sz w:val="36"/>
+          <w:szCs w:val="36"/>
+        </w:rPr>
+      </w:pPr>
+      <w:r>
+        <w:rPr>
+          <w:rFonts w:ascii="Aptos" w:eastAsia="Calibri" w:hAnsi="Aptos" w:cs="Calibri"/>
           <w:b/>
           <w:bCs/>
           <w:sz w:val="36"/>
@@ -32,14 +33,14 @@
         <w:spacing w:line="240" w:lineRule="auto"/>
         <w:jc w:val="both"/>
         <w:rPr>
-          <w:rFonts w:ascii="Aptos" w:hAnsi="Aptos" w:cstheme="minorHAnsi"/>
-          <w:b/>
-          <w:bCs/>
-        </w:rPr>
-      </w:pPr>
-      <w:r>
-        <w:rPr>
-          <w:rFonts w:ascii="Aptos" w:hAnsi="Aptos" w:cstheme="minorHAnsi"/>
+          <w:rFonts w:ascii="Aptos" w:eastAsia="Calibri" w:hAnsi="Aptos" w:cs="Calibri"/>
+          <w:b/>
+          <w:bCs/>
+        </w:rPr>
+      </w:pPr>
+      <w:r>
+        <w:rPr>
+          <w:rFonts w:ascii="Aptos" w:eastAsia="Calibri" w:hAnsi="Aptos" w:cs="Calibri"/>
           <w:b/>
           <w:bCs/>
         </w:rPr>
@@ -48,17 +49,18 @@
       <w:hyperlink r:id="rId6" w:history="1">
         <w:r>
           <w:rPr>
-            <w:rStyle w:val="Hyperlink"/>
-            <w:rFonts w:ascii="Aptos" w:hAnsi="Aptos" w:cstheme="minorHAnsi"/>
+            <w:rFonts w:ascii="Aptos" w:eastAsia="Calibri" w:hAnsi="Aptos" w:cs="Calibri"/>
             <w:b/>
             <w:bCs/>
+            <w:color w:val="0563C1" w:themeColor="hyperlink"/>
+            <w:u w:val="single"/>
           </w:rPr>
           <w:t>zikhalilonwabo@gmail.com</w:t>
         </w:r>
       </w:hyperlink>
       <w:r>
         <w:rPr>
-          <w:rFonts w:ascii="Aptos" w:hAnsi="Aptos" w:cstheme="minorHAnsi"/>
+          <w:rFonts w:ascii="Aptos" w:eastAsia="Calibri" w:hAnsi="Aptos" w:cs="Calibri"/>
           <w:b/>
           <w:bCs/>
         </w:rPr>
@@ -73,14 +75,14 @@
         <w:spacing w:line="240" w:lineRule="auto"/>
         <w:jc w:val="both"/>
         <w:rPr>
-          <w:rFonts w:ascii="Aptos" w:hAnsi="Aptos" w:cstheme="minorHAnsi"/>
-          <w:b/>
-          <w:bCs/>
-        </w:rPr>
-      </w:pPr>
-      <w:r>
-        <w:rPr>
-          <w:rFonts w:ascii="Aptos" w:hAnsi="Aptos" w:cstheme="minorHAnsi"/>
+          <w:rFonts w:ascii="Aptos" w:eastAsia="Calibri" w:hAnsi="Aptos" w:cs="Calibri"/>
+          <w:b/>
+          <w:bCs/>
+        </w:rPr>
+      </w:pPr>
+      <w:r>
+        <w:rPr>
+          <w:rFonts w:ascii="Aptos" w:eastAsia="Calibri" w:hAnsi="Aptos" w:cs="Calibri"/>
           <w:b/>
           <w:bCs/>
         </w:rPr>
@@ -95,14 +97,14 @@
         <w:spacing w:line="240" w:lineRule="auto"/>
         <w:jc w:val="both"/>
         <w:rPr>
-          <w:rFonts w:ascii="Aptos" w:hAnsi="Aptos" w:cstheme="minorHAnsi"/>
-          <w:b/>
-          <w:bCs/>
-        </w:rPr>
-      </w:pPr>
-      <w:r>
-        <w:rPr>
-          <w:rFonts w:ascii="Aptos" w:hAnsi="Aptos" w:cstheme="minorHAnsi"/>
+          <w:rFonts w:ascii="Aptos" w:eastAsia="Calibri" w:hAnsi="Aptos" w:cs="Calibri"/>
+          <w:b/>
+          <w:bCs/>
+        </w:rPr>
+      </w:pPr>
+      <w:r>
+        <w:rPr>
+          <w:rFonts w:ascii="Aptos" w:eastAsia="Calibri" w:hAnsi="Aptos" w:cs="Calibri"/>
           <w:b/>
           <w:bCs/>
         </w:rPr>
@@ -111,10 +113,11 @@
       <w:hyperlink r:id="rId7" w:history="1">
         <w:r>
           <w:rPr>
-            <w:rStyle w:val="Hyperlink"/>
-            <w:rFonts w:ascii="Aptos" w:hAnsi="Aptos" w:cstheme="minorHAnsi"/>
+            <w:rFonts w:ascii="Aptos" w:eastAsia="Calibri" w:hAnsi="Aptos" w:cs="Calibri"/>
             <w:b/>
             <w:bCs/>
+            <w:color w:val="0563C1" w:themeColor="hyperlink"/>
+            <w:u w:val="single"/>
           </w:rPr>
           <w:t>http://www.linkedin.com/in/lonwabo-zikhali-b38a74226</w:t>
         </w:r>
@@ -128,7 +131,7 @@
         <w:spacing w:line="240" w:lineRule="auto"/>
         <w:jc w:val="both"/>
         <w:rPr>
-          <w:rFonts w:ascii="Aptos" w:hAnsi="Aptos" w:cstheme="minorHAnsi"/>
+          <w:rFonts w:ascii="Aptos" w:eastAsia="Calibri" w:hAnsi="Aptos" w:cs="Calibri"/>
           <w:b/>
           <w:bCs/>
         </w:rPr>
@@ -136,32 +139,16 @@
       <w:bookmarkStart w:id="0" w:name="_Hlk211421125"/>
       <w:r>
         <w:rPr>
-          <w:rFonts w:ascii="Aptos" w:hAnsi="Aptos" w:cstheme="minorHAnsi"/>
-          <w:b/>
-          <w:bCs/>
-        </w:rPr>
-        <w:t>Address</w:t>
-      </w:r>
-      <w:r>
-        <w:rPr>
-          <w:rFonts w:ascii="Aptos" w:hAnsi="Aptos" w:cstheme="minorHAnsi"/>
-          <w:b/>
-          <w:bCs/>
-        </w:rPr>
-        <w:t xml:space="preserve">: </w:t>
-      </w:r>
-      <w:r>
-        <w:rPr>
-          <w:rFonts w:ascii="Aptos" w:hAnsi="Aptos" w:cstheme="minorHAnsi"/>
-          <w:b/>
-          <w:bCs/>
-        </w:rPr>
-        <w:t xml:space="preserve">2378 </w:t>
+          <w:rFonts w:ascii="Aptos" w:eastAsia="Calibri" w:hAnsi="Aptos" w:cs="Calibri"/>
+          <w:b/>
+          <w:bCs/>
+        </w:rPr>
+        <w:t xml:space="preserve">Address: 2378 </w:t>
       </w:r>
       <w:proofErr w:type="spellStart"/>
       <w:r>
         <w:rPr>
-          <w:rFonts w:ascii="Aptos" w:hAnsi="Aptos" w:cstheme="minorHAnsi"/>
+          <w:rFonts w:ascii="Aptos" w:eastAsia="Calibri" w:hAnsi="Aptos" w:cs="Calibri"/>
           <w:b/>
           <w:bCs/>
         </w:rPr>
@@ -170,7 +157,7 @@
       <w:proofErr w:type="spellEnd"/>
       <w:r>
         <w:rPr>
-          <w:rFonts w:ascii="Aptos" w:hAnsi="Aptos" w:cstheme="minorHAnsi"/>
+          <w:rFonts w:ascii="Aptos" w:eastAsia="Calibri" w:hAnsi="Aptos" w:cs="Calibri"/>
           <w:b/>
           <w:bCs/>
         </w:rPr>
@@ -179,7 +166,7 @@
       <w:proofErr w:type="spellStart"/>
       <w:r>
         <w:rPr>
-          <w:rFonts w:ascii="Aptos" w:hAnsi="Aptos" w:cstheme="minorHAnsi"/>
+          <w:rFonts w:ascii="Aptos" w:eastAsia="Calibri" w:hAnsi="Aptos" w:cs="Calibri"/>
           <w:b/>
           <w:bCs/>
         </w:rPr>
@@ -188,7 +175,7 @@
       <w:proofErr w:type="spellEnd"/>
       <w:r>
         <w:rPr>
-          <w:rFonts w:ascii="Aptos" w:hAnsi="Aptos" w:cstheme="minorHAnsi"/>
+          <w:rFonts w:ascii="Aptos" w:eastAsia="Calibri" w:hAnsi="Aptos" w:cs="Calibri"/>
           <w:b/>
           <w:bCs/>
         </w:rPr>
@@ -204,54 +191,43 @@
         <w:spacing w:line="240" w:lineRule="auto"/>
         <w:jc w:val="both"/>
         <w:rPr>
-          <w:rStyle w:val="Hyperlink"/>
-          <w:rFonts w:ascii="Aptos" w:hAnsi="Aptos" w:cstheme="minorHAnsi"/>
-          <w:b/>
-          <w:bCs/>
-          <w:color w:val="auto"/>
-          <w:u w:val="none"/>
-        </w:rPr>
-      </w:pPr>
-      <w:r>
-        <w:rPr>
-          <w:sz w:val="20"/>
-          <w:szCs w:val="20"/>
+          <w:rFonts w:ascii="Calibri" w:eastAsia="Calibri" w:hAnsi="Calibri" w:cs="Times New Roman"/>
+        </w:rPr>
+      </w:pPr>
+      <w:r>
+        <w:rPr>
+          <w:rFonts w:ascii="Calibri" w:eastAsia="Calibri" w:hAnsi="Calibri" w:cs="Times New Roman"/>
         </w:rPr>
         <w:fldChar w:fldCharType="begin"/>
       </w:r>
       <w:r>
         <w:rPr>
-          <w:sz w:val="20"/>
-          <w:szCs w:val="20"/>
+          <w:rFonts w:ascii="Calibri" w:eastAsia="Calibri" w:hAnsi="Calibri" w:cs="Times New Roman"/>
         </w:rPr>
         <w:instrText>HYPERLINK "https://github.com/LonwaboZikhali"</w:instrText>
       </w:r>
       <w:r>
         <w:rPr>
-          <w:sz w:val="20"/>
-          <w:szCs w:val="20"/>
-        </w:rPr>
-      </w:r>
-      <w:r>
-        <w:rPr>
-          <w:sz w:val="20"/>
-          <w:szCs w:val="20"/>
+          <w:rFonts w:ascii="Calibri" w:eastAsia="Calibri" w:hAnsi="Calibri" w:cs="Times New Roman"/>
+        </w:rPr>
+      </w:r>
+      <w:r>
+        <w:rPr>
+          <w:rFonts w:ascii="Calibri" w:eastAsia="Calibri" w:hAnsi="Calibri" w:cs="Times New Roman"/>
         </w:rPr>
         <w:fldChar w:fldCharType="separate"/>
       </w:r>
       <w:r>
         <w:rPr>
-          <w:rStyle w:val="Hyperlink"/>
-          <w:rFonts w:ascii="Aptos" w:hAnsi="Aptos"/>
-          <w:sz w:val="20"/>
-          <w:szCs w:val="20"/>
+          <w:rFonts w:ascii="Aptos" w:eastAsia="Calibri" w:hAnsi="Aptos" w:cs="Times New Roman"/>
+          <w:color w:val="0563C1" w:themeColor="hyperlink"/>
+          <w:u w:val="single"/>
         </w:rPr>
         <w:t>https://github.com/LonwaboZikhali</w:t>
       </w:r>
       <w:r>
         <w:rPr>
-          <w:sz w:val="20"/>
-          <w:szCs w:val="20"/>
+          <w:rFonts w:ascii="Calibri" w:eastAsia="Calibri" w:hAnsi="Calibri" w:cs="Times New Roman"/>
         </w:rPr>
         <w:fldChar w:fldCharType="end"/>
       </w:r>
@@ -261,66 +237,34 @@
         <w:pBdr>
           <w:bottom w:val="single" w:sz="12" w:space="1" w:color="auto"/>
         </w:pBdr>
-        <w:jc w:val="both"/>
-        <w:rPr>
-          <w:rFonts w:ascii="Aptos" w:hAnsi="Aptos" w:cstheme="minorHAnsi"/>
-          <w:b/>
-          <w:bCs/>
-        </w:rPr>
-      </w:pPr>
-    </w:p>
-    <w:p>
-      <w:pPr>
-        <w:jc w:val="both"/>
-        <w:rPr>
-          <w:rFonts w:ascii="Aptos" w:hAnsi="Aptos" w:cstheme="minorHAnsi"/>
-        </w:rPr>
-      </w:pPr>
-      <w:r>
-        <w:rPr>
-          <w:rFonts w:ascii="Aptos" w:hAnsi="Aptos" w:cstheme="minorHAnsi"/>
+        <w:spacing w:line="240" w:lineRule="auto"/>
+        <w:jc w:val="both"/>
+        <w:rPr>
+          <w:rFonts w:ascii="Calibri" w:eastAsia="Calibri" w:hAnsi="Calibri" w:cs="Times New Roman"/>
+          <w:sz w:val="24"/>
+          <w:szCs w:val="24"/>
+        </w:rPr>
+      </w:pPr>
+    </w:p>
+    <w:p>
+      <w:pPr>
+        <w:spacing w:line="240" w:lineRule="auto"/>
+        <w:jc w:val="both"/>
+        <w:rPr>
+          <w:rFonts w:ascii="Aptos" w:eastAsia="Calibri" w:hAnsi="Aptos" w:cs="Calibri"/>
+        </w:rPr>
+      </w:pPr>
+      <w:r>
+        <w:rPr>
+          <w:rFonts w:ascii="Aptos" w:eastAsia="Calibri" w:hAnsi="Aptos" w:cs="Calibri"/>
         </w:rPr>
         <w:t>An e</w:t>
       </w:r>
       <w:r>
         <w:rPr>
-          <w:rFonts w:ascii="Aptos" w:hAnsi="Aptos"/>
-          <w:sz w:val="20"/>
-          <w:szCs w:val="20"/>
-        </w:rPr>
-        <w:t xml:space="preserve">merging </w:t>
-      </w:r>
-      <w:r>
-        <w:rPr>
-          <w:rFonts w:ascii="Aptos" w:hAnsi="Aptos"/>
-          <w:sz w:val="20"/>
-          <w:szCs w:val="20"/>
-        </w:rPr>
-        <w:t>Data Scientist</w:t>
-      </w:r>
-      <w:r>
-        <w:rPr>
-          <w:rFonts w:ascii="Aptos" w:hAnsi="Aptos"/>
-          <w:sz w:val="20"/>
-          <w:szCs w:val="20"/>
-        </w:rPr>
-        <w:t xml:space="preserve"> </w:t>
-      </w:r>
-      <w:r>
-        <w:rPr>
-          <w:rFonts w:ascii="Aptos" w:hAnsi="Aptos"/>
-          <w:sz w:val="20"/>
-          <w:szCs w:val="20"/>
-        </w:rPr>
-        <w:t>with a dual academic foundation in Data Science and Software Engineering, underpinned by strong mathematical and programming skills. Experienced in developing data pipelines, building machine learning models, and deploying full-stack applications. Passionate about analytical problem-solving and c</w:t>
-      </w:r>
-      <w:r>
-        <w:rPr>
-          <w:rFonts w:ascii="Aptos" w:hAnsi="Aptos"/>
-          <w:sz w:val="20"/>
-          <w:szCs w:val="20"/>
-        </w:rPr>
-        <w:t>ontributing to high-performance, collaborative teams.</w:t>
+          <w:rFonts w:ascii="Aptos" w:eastAsia="Calibri" w:hAnsi="Aptos" w:cs="Times New Roman"/>
+        </w:rPr>
+        <w:t>merging Data Scientist with a dual academic foundation in Data Science and Software Engineering, underpinned by strong mathematical and programming skills. Experienced in developing data pipelines, building machine learning models, and deploying full-stack applications. Passionate about analytical problem-solving and contributing to high-performance, collaborative teams.</w:t>
       </w:r>
     </w:p>
     <w:p>
@@ -328,58 +272,56 @@
         <w:pBdr>
           <w:bottom w:val="single" w:sz="12" w:space="1" w:color="auto"/>
         </w:pBdr>
-        <w:jc w:val="both"/>
-        <w:rPr>
-          <w:rFonts w:ascii="Aptos" w:hAnsi="Aptos" w:cstheme="minorHAnsi"/>
-        </w:rPr>
-      </w:pPr>
-    </w:p>
-    <w:p>
-      <w:pPr>
-        <w:jc w:val="both"/>
-        <w:rPr>
-          <w:rFonts w:ascii="Aptos" w:hAnsi="Aptos" w:cstheme="minorHAnsi"/>
-        </w:rPr>
-      </w:pPr>
-      <w:r>
-        <w:rPr>
-          <w:rFonts w:ascii="Aptos" w:hAnsi="Aptos" w:cstheme="minorHAnsi"/>
-        </w:rPr>
-        <w:t>ID</w:t>
-      </w:r>
-      <w:r>
-        <w:rPr>
-          <w:rFonts w:ascii="Aptos" w:hAnsi="Aptos" w:cstheme="minorHAnsi"/>
-        </w:rPr>
-        <w:t xml:space="preserve">: </w:t>
-      </w:r>
-      <w:r>
-        <w:rPr>
-          <w:rFonts w:ascii="Aptos" w:hAnsi="Aptos" w:cstheme="minorHAnsi"/>
+        <w:spacing w:line="240" w:lineRule="auto"/>
+        <w:jc w:val="both"/>
+        <w:rPr>
+          <w:rFonts w:ascii="Aptos" w:eastAsia="Calibri" w:hAnsi="Aptos" w:cs="Calibri"/>
+          <w:sz w:val="24"/>
+          <w:szCs w:val="24"/>
+        </w:rPr>
+      </w:pPr>
+    </w:p>
+    <w:p>
+      <w:pPr>
+        <w:spacing w:line="240" w:lineRule="auto"/>
+        <w:jc w:val="both"/>
+        <w:rPr>
+          <w:rFonts w:ascii="Aptos" w:eastAsia="Calibri" w:hAnsi="Aptos" w:cs="Calibri"/>
+        </w:rPr>
+      </w:pPr>
+      <w:r>
+        <w:rPr>
+          <w:rFonts w:ascii="Aptos" w:eastAsia="Calibri" w:hAnsi="Aptos" w:cs="Calibri"/>
+        </w:rPr>
+        <w:t xml:space="preserve">ID: </w:t>
+      </w:r>
+      <w:r>
+        <w:rPr>
+          <w:rFonts w:ascii="Aptos" w:eastAsia="Calibri" w:hAnsi="Aptos" w:cs="Calibri"/>
         </w:rPr>
         <w:tab/>
       </w:r>
       <w:r>
         <w:rPr>
-          <w:rFonts w:ascii="Aptos" w:hAnsi="Aptos" w:cstheme="minorHAnsi"/>
+          <w:rFonts w:ascii="Aptos" w:eastAsia="Calibri" w:hAnsi="Aptos" w:cs="Calibri"/>
         </w:rPr>
         <w:tab/>
       </w:r>
       <w:r>
         <w:rPr>
-          <w:rFonts w:ascii="Aptos" w:hAnsi="Aptos" w:cstheme="minorHAnsi"/>
+          <w:rFonts w:ascii="Aptos" w:eastAsia="Calibri" w:hAnsi="Aptos" w:cs="Calibri"/>
         </w:rPr>
         <w:tab/>
       </w:r>
       <w:r>
         <w:rPr>
-          <w:rFonts w:ascii="Aptos" w:hAnsi="Aptos" w:cstheme="minorHAnsi"/>
+          <w:rFonts w:ascii="Aptos" w:eastAsia="Calibri" w:hAnsi="Aptos" w:cs="Calibri"/>
         </w:rPr>
         <w:tab/>
       </w:r>
       <w:r>
         <w:rPr>
-          <w:rFonts w:ascii="Aptos" w:hAnsi="Aptos" w:cstheme="minorHAnsi"/>
+          <w:rFonts w:ascii="Aptos" w:eastAsia="Calibri" w:hAnsi="Aptos" w:cs="Calibri"/>
         </w:rPr>
         <w:tab/>
         <w:t>2000/09/04</w:t>
@@ -387,44 +329,39 @@
     </w:p>
     <w:p>
       <w:pPr>
-        <w:jc w:val="both"/>
-        <w:rPr>
-          <w:rFonts w:ascii="Aptos" w:hAnsi="Aptos" w:cstheme="minorHAnsi"/>
-        </w:rPr>
-      </w:pPr>
-      <w:r>
-        <w:rPr>
-          <w:rFonts w:ascii="Aptos" w:hAnsi="Aptos" w:cstheme="minorHAnsi"/>
-        </w:rPr>
-        <w:t>GENDER</w:t>
-      </w:r>
-      <w:r>
-        <w:rPr>
-          <w:rFonts w:ascii="Aptos" w:hAnsi="Aptos" w:cstheme="minorHAnsi"/>
-        </w:rPr>
-        <w:t xml:space="preserve">: </w:t>
-      </w:r>
-      <w:r>
-        <w:rPr>
-          <w:rFonts w:ascii="Aptos" w:hAnsi="Aptos" w:cstheme="minorHAnsi"/>
+        <w:spacing w:line="240" w:lineRule="auto"/>
+        <w:jc w:val="both"/>
+        <w:rPr>
+          <w:rFonts w:ascii="Aptos" w:eastAsia="Calibri" w:hAnsi="Aptos" w:cs="Calibri"/>
+        </w:rPr>
+      </w:pPr>
+      <w:r>
+        <w:rPr>
+          <w:rFonts w:ascii="Aptos" w:eastAsia="Calibri" w:hAnsi="Aptos" w:cs="Calibri"/>
+        </w:rPr>
+        <w:t xml:space="preserve">GENDER: </w:t>
+      </w:r>
+      <w:r>
+        <w:rPr>
+          <w:rFonts w:ascii="Aptos" w:eastAsia="Calibri" w:hAnsi="Aptos" w:cs="Calibri"/>
         </w:rPr>
         <w:tab/>
       </w:r>
       <w:r>
         <w:rPr>
-          <w:rFonts w:ascii="Aptos" w:hAnsi="Aptos" w:cstheme="minorHAnsi"/>
+          <w:rFonts w:ascii="Aptos" w:eastAsia="Calibri" w:hAnsi="Aptos" w:cs="Calibri"/>
         </w:rPr>
         <w:tab/>
       </w:r>
       <w:r>
         <w:rPr>
-          <w:rFonts w:ascii="Aptos" w:hAnsi="Aptos" w:cstheme="minorHAnsi"/>
+          <w:rFonts w:ascii="Aptos" w:eastAsia="Calibri" w:hAnsi="Aptos" w:cs="Calibri"/>
         </w:rPr>
         <w:tab/>
       </w:r>
       <w:r>
         <w:rPr>
-          <w:rFonts w:ascii="Aptos" w:hAnsi="Aptos" w:cstheme="minorHAnsi"/>
+          <w:rFonts w:ascii="Aptos" w:eastAsia="Calibri" w:hAnsi="Aptos" w:cs="Calibri"/>
         </w:rPr>
         <w:tab/>
         <w:t>Female</w:t>
@@ -432,38 +369,39 @@
     </w:p>
     <w:p>
       <w:pPr>
-        <w:jc w:val="both"/>
-        <w:rPr>
-          <w:rFonts w:ascii="Aptos" w:hAnsi="Aptos" w:cstheme="minorHAnsi"/>
-        </w:rPr>
-      </w:pPr>
-      <w:r>
-        <w:rPr>
-          <w:rFonts w:ascii="Aptos" w:hAnsi="Aptos" w:cstheme="minorHAnsi"/>
-        </w:rPr>
-        <w:t>NATIONALITY</w:t>
-      </w:r>
-      <w:r>
-        <w:rPr>
-          <w:rFonts w:ascii="Aptos" w:hAnsi="Aptos" w:cstheme="minorHAnsi"/>
-        </w:rPr>
-        <w:t xml:space="preserve">: </w:t>
-      </w:r>
-      <w:r>
-        <w:rPr>
-          <w:rFonts w:ascii="Aptos" w:hAnsi="Aptos" w:cstheme="minorHAnsi"/>
+        <w:spacing w:line="240" w:lineRule="auto"/>
+        <w:jc w:val="both"/>
+        <w:rPr>
+          <w:rFonts w:ascii="Aptos" w:eastAsia="Calibri" w:hAnsi="Aptos" w:cs="Calibri"/>
+        </w:rPr>
+      </w:pPr>
+      <w:r>
+        <w:rPr>
+          <w:rFonts w:ascii="Aptos" w:eastAsia="Calibri" w:hAnsi="Aptos" w:cs="Calibri"/>
+        </w:rPr>
+        <w:t xml:space="preserve">NATIONALITY: </w:t>
+      </w:r>
+      <w:r>
+        <w:rPr>
+          <w:rFonts w:ascii="Aptos" w:eastAsia="Calibri" w:hAnsi="Aptos" w:cs="Calibri"/>
         </w:rPr>
         <w:tab/>
       </w:r>
       <w:r>
         <w:rPr>
-          <w:rFonts w:ascii="Aptos" w:hAnsi="Aptos" w:cstheme="minorHAnsi"/>
+          <w:rFonts w:ascii="Aptos" w:eastAsia="Calibri" w:hAnsi="Aptos" w:cs="Calibri"/>
         </w:rPr>
         <w:tab/>
       </w:r>
       <w:r>
         <w:rPr>
-          <w:rFonts w:ascii="Aptos" w:hAnsi="Aptos" w:cstheme="minorHAnsi"/>
+          <w:rFonts w:ascii="Aptos" w:eastAsia="Calibri" w:hAnsi="Aptos" w:cs="Calibri"/>
+        </w:rPr>
+        <w:tab/>
+      </w:r>
+      <w:r>
+        <w:rPr>
+          <w:rFonts w:ascii="Aptos" w:eastAsia="Calibri" w:hAnsi="Aptos" w:cs="Calibri"/>
         </w:rPr>
         <w:tab/>
         <w:t>South African</w:t>
@@ -471,50 +409,45 @@
     </w:p>
     <w:p>
       <w:pPr>
-        <w:jc w:val="both"/>
-        <w:rPr>
-          <w:rFonts w:ascii="Aptos" w:hAnsi="Aptos" w:cstheme="minorHAnsi"/>
-        </w:rPr>
-      </w:pPr>
-      <w:r>
-        <w:rPr>
-          <w:rFonts w:ascii="Aptos" w:hAnsi="Aptos" w:cstheme="minorHAnsi"/>
-        </w:rPr>
-        <w:t>RACE</w:t>
-      </w:r>
-      <w:r>
-        <w:rPr>
-          <w:rFonts w:ascii="Aptos" w:hAnsi="Aptos" w:cstheme="minorHAnsi"/>
-        </w:rPr>
-        <w:t xml:space="preserve">: </w:t>
-      </w:r>
-      <w:r>
-        <w:rPr>
-          <w:rFonts w:ascii="Aptos" w:hAnsi="Aptos" w:cstheme="minorHAnsi"/>
+        <w:spacing w:line="240" w:lineRule="auto"/>
+        <w:jc w:val="both"/>
+        <w:rPr>
+          <w:rFonts w:ascii="Aptos" w:eastAsia="Calibri" w:hAnsi="Aptos" w:cs="Calibri"/>
+        </w:rPr>
+      </w:pPr>
+      <w:r>
+        <w:rPr>
+          <w:rFonts w:ascii="Aptos" w:eastAsia="Calibri" w:hAnsi="Aptos" w:cs="Calibri"/>
+        </w:rPr>
+        <w:t xml:space="preserve">RACE: </w:t>
+      </w:r>
+      <w:r>
+        <w:rPr>
+          <w:rFonts w:ascii="Aptos" w:eastAsia="Calibri" w:hAnsi="Aptos" w:cs="Calibri"/>
         </w:rPr>
         <w:tab/>
       </w:r>
       <w:r>
         <w:rPr>
-          <w:rFonts w:ascii="Aptos" w:hAnsi="Aptos" w:cstheme="minorHAnsi"/>
+          <w:rFonts w:ascii="Aptos" w:eastAsia="Calibri" w:hAnsi="Aptos" w:cs="Calibri"/>
         </w:rPr>
         <w:tab/>
       </w:r>
       <w:r>
         <w:rPr>
-          <w:rFonts w:ascii="Aptos" w:hAnsi="Aptos" w:cstheme="minorHAnsi"/>
+          <w:rFonts w:ascii="Aptos" w:eastAsia="Calibri" w:hAnsi="Aptos" w:cs="Calibri"/>
         </w:rPr>
         <w:tab/>
       </w:r>
       <w:r>
         <w:rPr>
-          <w:rFonts w:ascii="Aptos" w:hAnsi="Aptos" w:cstheme="minorHAnsi"/>
+          <w:rFonts w:ascii="Aptos" w:eastAsia="Calibri" w:hAnsi="Aptos" w:cs="Calibri"/>
         </w:rPr>
         <w:tab/>
       </w:r>
       <w:r>
         <w:rPr>
-          <w:rFonts w:ascii="Aptos" w:hAnsi="Aptos" w:cstheme="minorHAnsi"/>
+          <w:rFonts w:ascii="Aptos" w:eastAsia="Calibri" w:hAnsi="Aptos" w:cs="Calibri"/>
         </w:rPr>
         <w:tab/>
         <w:t>African</w:t>
@@ -522,38 +455,39 @@
     </w:p>
     <w:p>
       <w:pPr>
-        <w:jc w:val="both"/>
-        <w:rPr>
-          <w:rFonts w:ascii="Aptos" w:hAnsi="Aptos" w:cstheme="minorHAnsi"/>
-        </w:rPr>
-      </w:pPr>
-      <w:r>
-        <w:rPr>
-          <w:rFonts w:ascii="Aptos" w:hAnsi="Aptos" w:cstheme="minorHAnsi"/>
-        </w:rPr>
-        <w:t>LANGUAGES</w:t>
-      </w:r>
-      <w:r>
-        <w:rPr>
-          <w:rFonts w:ascii="Aptos" w:hAnsi="Aptos" w:cstheme="minorHAnsi"/>
-        </w:rPr>
-        <w:t xml:space="preserve">: </w:t>
-      </w:r>
-      <w:r>
-        <w:rPr>
-          <w:rFonts w:ascii="Aptos" w:hAnsi="Aptos" w:cstheme="minorHAnsi"/>
+        <w:spacing w:line="240" w:lineRule="auto"/>
+        <w:jc w:val="both"/>
+        <w:rPr>
+          <w:rFonts w:ascii="Aptos" w:eastAsia="Calibri" w:hAnsi="Aptos" w:cs="Calibri"/>
+        </w:rPr>
+      </w:pPr>
+      <w:r>
+        <w:rPr>
+          <w:rFonts w:ascii="Aptos" w:eastAsia="Calibri" w:hAnsi="Aptos" w:cs="Calibri"/>
+        </w:rPr>
+        <w:t xml:space="preserve">LANGUAGES: </w:t>
+      </w:r>
+      <w:r>
+        <w:rPr>
+          <w:rFonts w:ascii="Aptos" w:eastAsia="Calibri" w:hAnsi="Aptos" w:cs="Calibri"/>
         </w:rPr>
         <w:tab/>
       </w:r>
       <w:r>
         <w:rPr>
-          <w:rFonts w:ascii="Aptos" w:hAnsi="Aptos" w:cstheme="minorHAnsi"/>
+          <w:rFonts w:ascii="Aptos" w:eastAsia="Calibri" w:hAnsi="Aptos" w:cs="Calibri"/>
         </w:rPr>
         <w:tab/>
       </w:r>
       <w:r>
         <w:rPr>
-          <w:rFonts w:ascii="Aptos" w:hAnsi="Aptos" w:cstheme="minorHAnsi"/>
+          <w:rFonts w:ascii="Aptos" w:eastAsia="Calibri" w:hAnsi="Aptos" w:cs="Calibri"/>
+        </w:rPr>
+        <w:tab/>
+      </w:r>
+      <w:r>
+        <w:rPr>
+          <w:rFonts w:ascii="Aptos" w:eastAsia="Calibri" w:hAnsi="Aptos" w:cs="Calibri"/>
         </w:rPr>
         <w:tab/>
         <w:t>English, Zulu, Afrikaans, Tswana, Sotho, Xhosa</w:t>
@@ -561,38 +495,33 @@
     </w:p>
     <w:p>
       <w:pPr>
-        <w:jc w:val="both"/>
-        <w:rPr>
-          <w:rFonts w:ascii="Aptos" w:hAnsi="Aptos" w:cstheme="minorHAnsi"/>
-        </w:rPr>
-      </w:pPr>
-      <w:r>
-        <w:rPr>
-          <w:rFonts w:ascii="Aptos" w:hAnsi="Aptos" w:cstheme="minorHAnsi"/>
-        </w:rPr>
-        <w:t>DRIVERS LICENCE</w:t>
-      </w:r>
-      <w:r>
-        <w:rPr>
-          <w:rFonts w:ascii="Aptos" w:hAnsi="Aptos" w:cstheme="minorHAnsi"/>
-        </w:rPr>
-        <w:t xml:space="preserve">: </w:t>
-      </w:r>
-      <w:r>
-        <w:rPr>
-          <w:rFonts w:ascii="Aptos" w:hAnsi="Aptos" w:cstheme="minorHAnsi"/>
+        <w:spacing w:line="240" w:lineRule="auto"/>
+        <w:jc w:val="both"/>
+        <w:rPr>
+          <w:rFonts w:ascii="Aptos" w:eastAsia="Calibri" w:hAnsi="Aptos" w:cs="Calibri"/>
+        </w:rPr>
+      </w:pPr>
+      <w:r>
+        <w:rPr>
+          <w:rFonts w:ascii="Aptos" w:eastAsia="Calibri" w:hAnsi="Aptos" w:cs="Calibri"/>
+        </w:rPr>
+        <w:t xml:space="preserve">DRIVERS LICENCE: </w:t>
+      </w:r>
+      <w:r>
+        <w:rPr>
+          <w:rFonts w:ascii="Aptos" w:eastAsia="Calibri" w:hAnsi="Aptos" w:cs="Calibri"/>
         </w:rPr>
         <w:tab/>
       </w:r>
       <w:r>
         <w:rPr>
-          <w:rFonts w:ascii="Aptos" w:hAnsi="Aptos" w:cstheme="minorHAnsi"/>
+          <w:rFonts w:ascii="Aptos" w:eastAsia="Calibri" w:hAnsi="Aptos" w:cs="Calibri"/>
         </w:rPr>
         <w:tab/>
       </w:r>
       <w:r>
         <w:rPr>
-          <w:rFonts w:ascii="Aptos" w:hAnsi="Aptos" w:cstheme="minorHAnsi"/>
+          <w:rFonts w:ascii="Aptos" w:eastAsia="Calibri" w:hAnsi="Aptos" w:cs="Calibri"/>
         </w:rPr>
         <w:tab/>
         <w:t>Code C1</w:t>
@@ -603,75 +532,723 @@
         <w:pBdr>
           <w:bottom w:val="single" w:sz="12" w:space="1" w:color="auto"/>
         </w:pBdr>
-        <w:jc w:val="both"/>
-        <w:rPr>
-          <w:rFonts w:ascii="Aptos" w:hAnsi="Aptos" w:cstheme="minorHAnsi"/>
-        </w:rPr>
-      </w:pPr>
-    </w:p>
-    <w:p>
-      <w:pPr>
-        <w:jc w:val="both"/>
-        <w:rPr>
-          <w:rFonts w:ascii="Aptos" w:hAnsi="Aptos" w:cstheme="minorHAnsi"/>
-        </w:rPr>
-      </w:pPr>
-    </w:p>
-    <w:p>
-      <w:pPr>
-        <w:jc w:val="both"/>
-        <w:rPr>
-          <w:rFonts w:ascii="Aptos" w:hAnsi="Aptos" w:cstheme="minorHAnsi"/>
-          <w:color w:val="4472C4" w:themeColor="accent5"/>
+        <w:spacing w:line="240" w:lineRule="auto"/>
+        <w:jc w:val="both"/>
+        <w:rPr>
+          <w:rFonts w:ascii="Aptos" w:eastAsia="Calibri" w:hAnsi="Aptos" w:cs="Calibri"/>
           <w:sz w:val="24"/>
           <w:szCs w:val="24"/>
         </w:rPr>
       </w:pPr>
+    </w:p>
+    <w:p>
+      <w:pPr>
+        <w:spacing w:line="240" w:lineRule="auto"/>
+        <w:jc w:val="both"/>
+        <w:rPr>
+          <w:rFonts w:ascii="Aptos" w:eastAsia="Calibri" w:hAnsi="Aptos" w:cs="Calibri"/>
+          <w:color w:val="4472C4" w:themeColor="accent5"/>
+          <w:sz w:val="28"/>
+          <w:szCs w:val="28"/>
+        </w:rPr>
+      </w:pPr>
       <w:bookmarkStart w:id="1" w:name="_Hlk211421072"/>
-      <w:r>
-        <w:rPr>
-          <w:rFonts w:ascii="Aptos" w:hAnsi="Aptos" w:cstheme="minorHAnsi"/>
+    </w:p>
+    <w:p>
+      <w:pPr>
+        <w:spacing w:line="240" w:lineRule="auto"/>
+        <w:jc w:val="both"/>
+        <w:rPr>
+          <w:rFonts w:ascii="Aptos" w:eastAsia="Calibri" w:hAnsi="Aptos" w:cs="Calibri"/>
           <w:color w:val="4472C4" w:themeColor="accent5"/>
+          <w:sz w:val="28"/>
+          <w:szCs w:val="28"/>
+        </w:rPr>
+      </w:pPr>
+      <w:r>
+        <w:rPr>
+          <w:rFonts w:ascii="Aptos" w:eastAsia="Calibri" w:hAnsi="Aptos" w:cs="Calibri"/>
+          <w:color w:val="4472C4" w:themeColor="accent5"/>
+          <w:sz w:val="28"/>
+          <w:szCs w:val="28"/>
+        </w:rPr>
+        <w:t>EDUCATION &amp; QUALIFICATIONS:</w:t>
+      </w:r>
+    </w:p>
+    <w:bookmarkEnd w:id="1"/>
+    <w:p>
+      <w:pPr>
+        <w:spacing w:line="240" w:lineRule="auto"/>
+        <w:jc w:val="both"/>
+        <w:rPr>
+          <w:rFonts w:ascii="Aptos" w:eastAsia="Calibri" w:hAnsi="Aptos" w:cs="Calibri"/>
+          <w:b/>
+        </w:rPr>
+      </w:pPr>
+      <w:r>
+        <w:rPr>
+          <w:rFonts w:ascii="Aptos" w:eastAsia="Calibri" w:hAnsi="Aptos" w:cs="Calibri"/>
+          <w:b/>
+        </w:rPr>
+        <w:t>Master of Science (NQF Level 9) – Data Science (IT),</w:t>
+      </w:r>
+      <w:r>
+        <w:rPr>
+          <w:rFonts w:ascii="Aptos" w:eastAsia="Calibri" w:hAnsi="Aptos" w:cs="Calibri"/>
+          <w:bCs/>
+        </w:rPr>
+        <w:t xml:space="preserve"> University of the Witwatersrand, Johannesburg (2026 </w:t>
+      </w:r>
+      <w:r>
+        <w:rPr>
+          <w:rFonts w:ascii="Aptos" w:eastAsia="Calibri" w:hAnsi="Aptos" w:cs="Calibri"/>
+          <w:bCs/>
+        </w:rPr>
+        <w:t>to</w:t>
+      </w:r>
+      <w:r>
+        <w:rPr>
+          <w:rFonts w:ascii="Aptos" w:eastAsia="Calibri" w:hAnsi="Aptos" w:cs="Calibri"/>
+          <w:bCs/>
+        </w:rPr>
+        <w:t xml:space="preserve"> date)</w:t>
+      </w:r>
+    </w:p>
+    <w:p>
+      <w:pPr>
+        <w:spacing w:line="240" w:lineRule="auto"/>
+        <w:jc w:val="both"/>
+        <w:rPr>
+          <w:rFonts w:ascii="Aptos" w:eastAsia="Calibri" w:hAnsi="Aptos" w:cs="Calibri"/>
+          <w:bCs/>
+        </w:rPr>
+      </w:pPr>
+      <w:r>
+        <w:rPr>
+          <w:rFonts w:ascii="Aptos" w:eastAsia="Calibri" w:hAnsi="Aptos" w:cs="Calibri"/>
+          <w:b/>
+        </w:rPr>
+        <w:t>Postgraduate Diploma (NQF Level 8) – Data Science (IT)</w:t>
+      </w:r>
+      <w:r>
+        <w:rPr>
+          <w:rFonts w:ascii="Aptos" w:eastAsia="Calibri" w:hAnsi="Aptos" w:cs="Calibri"/>
+          <w:bCs/>
+        </w:rPr>
+        <w:t>, University of the Witwatersrand, Johannesburg (2025)</w:t>
+      </w:r>
+    </w:p>
+    <w:p>
+      <w:pPr>
+        <w:spacing w:line="240" w:lineRule="auto"/>
+        <w:jc w:val="both"/>
+        <w:rPr>
+          <w:rFonts w:ascii="Aptos" w:eastAsia="Calibri" w:hAnsi="Aptos" w:cs="Calibri"/>
+          <w:bCs/>
+        </w:rPr>
+      </w:pPr>
+      <w:proofErr w:type="spellStart"/>
+      <w:r>
+        <w:rPr>
+          <w:rFonts w:ascii="Aptos" w:eastAsia="Calibri" w:hAnsi="Aptos" w:cs="Calibri"/>
+          <w:b/>
+        </w:rPr>
+        <w:t>BHSc</w:t>
+      </w:r>
+      <w:proofErr w:type="spellEnd"/>
+      <w:r>
+        <w:rPr>
+          <w:rFonts w:ascii="Aptos" w:eastAsia="Calibri" w:hAnsi="Aptos" w:cs="Calibri"/>
+          <w:b/>
+        </w:rPr>
+        <w:t xml:space="preserve"> (NQF Level 7) – Biomedical Science</w:t>
+      </w:r>
+      <w:r>
+        <w:rPr>
+          <w:rFonts w:ascii="Aptos" w:eastAsia="Calibri" w:hAnsi="Aptos" w:cs="Calibri"/>
+          <w:bCs/>
+        </w:rPr>
+        <w:t>, University of the Witwatersrand, Johannesburg (2020 – 2022)</w:t>
+      </w:r>
+    </w:p>
+    <w:p>
+      <w:pPr>
+        <w:spacing w:line="240" w:lineRule="auto"/>
+        <w:jc w:val="both"/>
+        <w:rPr>
+          <w:rFonts w:ascii="Aptos" w:eastAsia="Calibri" w:hAnsi="Aptos" w:cs="Calibri"/>
+          <w:bCs/>
+        </w:rPr>
+      </w:pPr>
+      <w:r>
+        <w:rPr>
+          <w:rFonts w:ascii="Aptos" w:eastAsia="Calibri" w:hAnsi="Aptos" w:cs="Calibri"/>
+          <w:b/>
+        </w:rPr>
+        <w:t>Occupational Certificate (NQF Level 6) - Software Engineering (IT)</w:t>
+      </w:r>
+      <w:r>
+        <w:rPr>
+          <w:rFonts w:ascii="Aptos" w:eastAsia="Calibri" w:hAnsi="Aptos" w:cs="Calibri"/>
+          <w:bCs/>
+        </w:rPr>
+        <w:t xml:space="preserve">, </w:t>
+      </w:r>
+      <w:proofErr w:type="spellStart"/>
+      <w:r>
+        <w:rPr>
+          <w:rFonts w:ascii="Aptos" w:eastAsia="Calibri" w:hAnsi="Aptos" w:cs="Calibri"/>
+          <w:bCs/>
+        </w:rPr>
+        <w:t>WeThinkCode</w:t>
+      </w:r>
+      <w:proofErr w:type="spellEnd"/>
+      <w:r>
+        <w:rPr>
+          <w:rFonts w:ascii="Aptos" w:eastAsia="Calibri" w:hAnsi="Aptos" w:cs="Calibri"/>
+          <w:bCs/>
+        </w:rPr>
+        <w:t>_ Johannesburg (2024 – 2025)</w:t>
+      </w:r>
+    </w:p>
+    <w:p>
+      <w:pPr>
+        <w:spacing w:line="240" w:lineRule="auto"/>
+        <w:jc w:val="both"/>
+        <w:rPr>
+          <w:rFonts w:ascii="Aptos" w:eastAsia="Calibri" w:hAnsi="Aptos" w:cs="Calibri"/>
+          <w:bCs/>
+        </w:rPr>
+      </w:pPr>
+      <w:r>
+        <w:rPr>
+          <w:rFonts w:ascii="Aptos" w:eastAsia="Calibri" w:hAnsi="Aptos" w:cs="Calibri"/>
+          <w:b/>
+        </w:rPr>
+        <w:t>High School (Grade 12):</w:t>
+      </w:r>
+      <w:r>
+        <w:rPr>
+          <w:rFonts w:ascii="Aptos" w:eastAsia="Calibri" w:hAnsi="Aptos" w:cs="Calibri"/>
+          <w:bCs/>
+        </w:rPr>
+        <w:t xml:space="preserve"> Germiston High School, (2014 – 2018)</w:t>
+      </w:r>
+    </w:p>
+    <w:p>
+      <w:pPr>
+        <w:spacing w:line="240" w:lineRule="auto"/>
+        <w:jc w:val="both"/>
+        <w:rPr>
+          <w:rFonts w:ascii="Aptos" w:eastAsia="Calibri" w:hAnsi="Aptos" w:cs="Calibri"/>
           <w:sz w:val="24"/>
           <w:szCs w:val="24"/>
         </w:rPr>
-        <w:t>EDUCATION</w:t>
-      </w:r>
-      <w:r>
-        <w:rPr>
-          <w:rFonts w:ascii="Aptos" w:hAnsi="Aptos" w:cstheme="minorHAnsi"/>
+      </w:pPr>
+    </w:p>
+    <w:p>
+      <w:pPr>
+        <w:spacing w:line="240" w:lineRule="auto"/>
+        <w:jc w:val="both"/>
+        <w:rPr>
+          <w:rFonts w:ascii="Aptos" w:eastAsia="Calibri" w:hAnsi="Aptos" w:cs="Calibri"/>
+          <w:caps/>
           <w:color w:val="4472C4" w:themeColor="accent5"/>
+          <w:sz w:val="28"/>
+          <w:szCs w:val="28"/>
+        </w:rPr>
+      </w:pPr>
+      <w:r>
+        <w:rPr>
+          <w:rFonts w:ascii="Aptos" w:eastAsia="Calibri" w:hAnsi="Aptos" w:cs="Calibri"/>
+          <w:color w:val="4472C4" w:themeColor="accent5"/>
+          <w:sz w:val="28"/>
+          <w:szCs w:val="28"/>
+        </w:rPr>
+        <w:t>CERTIFIC</w:t>
+      </w:r>
+      <w:r>
+        <w:rPr>
+          <w:rFonts w:ascii="Aptos" w:eastAsia="Calibri" w:hAnsi="Aptos" w:cs="Calibri"/>
+          <w:caps/>
+          <w:color w:val="4472C4" w:themeColor="accent5"/>
+          <w:sz w:val="28"/>
+          <w:szCs w:val="28"/>
+        </w:rPr>
+        <w:t>ATION AND SKILLS:</w:t>
+      </w:r>
+    </w:p>
+    <w:p>
+      <w:pPr>
+        <w:spacing w:line="240" w:lineRule="auto"/>
+        <w:jc w:val="both"/>
+        <w:rPr>
+          <w:rFonts w:ascii="Aptos" w:eastAsia="Calibri" w:hAnsi="Aptos" w:cs="Calibri"/>
+          <w:b/>
+          <w:bCs/>
+        </w:rPr>
+      </w:pPr>
+      <w:r>
+        <w:rPr>
+          <w:rFonts w:ascii="Aptos" w:eastAsia="Calibri" w:hAnsi="Aptos" w:cs="Calibri"/>
+          <w:b/>
+          <w:bCs/>
+        </w:rPr>
+        <w:t>Full Stack Development</w:t>
+      </w:r>
+      <w:r>
+        <w:rPr>
+          <w:rFonts w:ascii="Aptos" w:eastAsia="Calibri" w:hAnsi="Aptos" w:cs="Calibri"/>
+        </w:rPr>
+        <w:t>: FNB App Academy (2025)</w:t>
+      </w:r>
+    </w:p>
+    <w:p>
+      <w:pPr>
+        <w:spacing w:line="240" w:lineRule="auto"/>
+        <w:jc w:val="both"/>
+        <w:rPr>
+          <w:rFonts w:ascii="Aptos" w:eastAsia="Calibri" w:hAnsi="Aptos" w:cs="Calibri"/>
+          <w:b/>
+          <w:bCs/>
+        </w:rPr>
+      </w:pPr>
+      <w:r>
+        <w:rPr>
+          <w:rFonts w:ascii="Aptos" w:eastAsia="Calibri" w:hAnsi="Aptos" w:cs="Calibri"/>
+          <w:b/>
+          <w:bCs/>
+        </w:rPr>
+        <w:lastRenderedPageBreak/>
+        <w:t>Generative AI for Software Engineers</w:t>
+      </w:r>
+      <w:r>
+        <w:rPr>
+          <w:rFonts w:ascii="Aptos" w:eastAsia="Calibri" w:hAnsi="Aptos" w:cs="Calibri"/>
+        </w:rPr>
+        <w:t xml:space="preserve">: </w:t>
+      </w:r>
+      <w:proofErr w:type="spellStart"/>
+      <w:r>
+        <w:rPr>
+          <w:rFonts w:ascii="Aptos" w:eastAsia="Calibri" w:hAnsi="Aptos" w:cs="Calibri"/>
+        </w:rPr>
+        <w:t>WeThinkCode</w:t>
+      </w:r>
+      <w:proofErr w:type="spellEnd"/>
+      <w:r>
+        <w:rPr>
+          <w:rFonts w:ascii="Aptos" w:eastAsia="Calibri" w:hAnsi="Aptos" w:cs="Calibri"/>
+        </w:rPr>
+        <w:t>_ (2025)</w:t>
+      </w:r>
+    </w:p>
+    <w:p>
+      <w:pPr>
+        <w:spacing w:line="240" w:lineRule="auto"/>
+        <w:jc w:val="both"/>
+        <w:rPr>
+          <w:rFonts w:ascii="Aptos" w:eastAsia="Calibri" w:hAnsi="Aptos" w:cs="Calibri"/>
+        </w:rPr>
+      </w:pPr>
+      <w:r>
+        <w:rPr>
+          <w:rFonts w:ascii="Aptos" w:eastAsia="Calibri" w:hAnsi="Aptos" w:cs="Calibri"/>
+          <w:b/>
+          <w:bCs/>
+        </w:rPr>
+        <w:t>Digital Transformation</w:t>
+      </w:r>
+      <w:r>
+        <w:rPr>
+          <w:rFonts w:ascii="Aptos" w:eastAsia="Calibri" w:hAnsi="Aptos" w:cs="Calibri"/>
+        </w:rPr>
+        <w:t>: University of the Witwatersrand (2024)</w:t>
+      </w:r>
+    </w:p>
+    <w:p>
+      <w:pPr>
+        <w:spacing w:line="240" w:lineRule="auto"/>
+        <w:jc w:val="both"/>
+        <w:rPr>
+          <w:rFonts w:ascii="Aptos" w:eastAsia="Calibri" w:hAnsi="Aptos" w:cs="Calibri"/>
+        </w:rPr>
+      </w:pPr>
+      <w:r>
+        <w:rPr>
+          <w:rFonts w:ascii="Aptos" w:eastAsia="Calibri" w:hAnsi="Aptos" w:cs="Calibri"/>
+          <w:b/>
+          <w:bCs/>
+        </w:rPr>
+        <w:t xml:space="preserve">Microsoft </w:t>
+      </w:r>
+      <w:proofErr w:type="spellStart"/>
+      <w:r>
+        <w:rPr>
+          <w:rFonts w:ascii="Aptos" w:eastAsia="Calibri" w:hAnsi="Aptos" w:cs="Calibri"/>
+          <w:b/>
+          <w:bCs/>
+        </w:rPr>
+        <w:t>PowerBI</w:t>
+      </w:r>
+      <w:proofErr w:type="spellEnd"/>
+      <w:r>
+        <w:rPr>
+          <w:rFonts w:ascii="Aptos" w:eastAsia="Calibri" w:hAnsi="Aptos" w:cs="Calibri"/>
+          <w:b/>
+          <w:bCs/>
+        </w:rPr>
+        <w:t xml:space="preserve"> Data Analyst (PL300T00-A): </w:t>
+      </w:r>
+      <w:r>
+        <w:rPr>
+          <w:rFonts w:ascii="Aptos" w:eastAsia="Calibri" w:hAnsi="Aptos" w:cs="Calibri"/>
+        </w:rPr>
+        <w:t>Microsoft Elevate</w:t>
+      </w:r>
+    </w:p>
+    <w:p>
+      <w:pPr>
+        <w:spacing w:line="240" w:lineRule="auto"/>
+        <w:jc w:val="both"/>
+        <w:rPr>
+          <w:rFonts w:ascii="Aptos" w:eastAsia="Calibri" w:hAnsi="Aptos" w:cs="Calibri"/>
+          <w:b/>
+          <w:bCs/>
+        </w:rPr>
+      </w:pPr>
+      <w:r>
+        <w:rPr>
+          <w:rFonts w:ascii="Aptos" w:eastAsia="Calibri" w:hAnsi="Aptos" w:cs="Calibri"/>
+          <w:b/>
+          <w:bCs/>
+        </w:rPr>
+        <w:t>Microsoft Azure Administrator Associate</w:t>
+      </w:r>
+    </w:p>
+    <w:p>
+      <w:pPr>
+        <w:spacing w:line="240" w:lineRule="auto"/>
+        <w:jc w:val="both"/>
+        <w:rPr>
+          <w:rFonts w:ascii="Aptos" w:eastAsia="Calibri" w:hAnsi="Aptos" w:cs="Calibri"/>
+        </w:rPr>
+      </w:pPr>
+      <w:r>
+        <w:rPr>
+          <w:rFonts w:ascii="Aptos" w:eastAsia="Calibri" w:hAnsi="Aptos" w:cs="Calibri"/>
+          <w:b/>
+          <w:bCs/>
+        </w:rPr>
+        <w:t>Rapid Developer</w:t>
+      </w:r>
+      <w:r>
+        <w:rPr>
+          <w:rFonts w:ascii="Aptos" w:eastAsia="Calibri" w:hAnsi="Aptos" w:cs="Calibri"/>
+        </w:rPr>
+        <w:t xml:space="preserve">: </w:t>
+      </w:r>
+      <w:proofErr w:type="spellStart"/>
+      <w:r>
+        <w:rPr>
+          <w:rFonts w:ascii="Aptos" w:eastAsia="Calibri" w:hAnsi="Aptos" w:cs="Calibri"/>
+        </w:rPr>
+        <w:t>Mendix</w:t>
+      </w:r>
+      <w:proofErr w:type="spellEnd"/>
+      <w:r>
+        <w:rPr>
+          <w:rFonts w:ascii="Aptos" w:eastAsia="Calibri" w:hAnsi="Aptos" w:cs="Calibri"/>
+        </w:rPr>
+        <w:t xml:space="preserve"> Academy (2026)</w:t>
+      </w:r>
+    </w:p>
+    <w:p>
+      <w:pPr>
+        <w:spacing w:line="240" w:lineRule="auto"/>
+        <w:jc w:val="both"/>
+        <w:rPr>
+          <w:rFonts w:ascii="Aptos" w:eastAsia="Calibri" w:hAnsi="Aptos" w:cs="Calibri"/>
+          <w:b/>
+          <w:bCs/>
+        </w:rPr>
+      </w:pPr>
+      <w:r>
+        <w:rPr>
+          <w:rFonts w:ascii="Aptos" w:eastAsia="Calibri" w:hAnsi="Aptos" w:cs="Calibri"/>
+          <w:b/>
+          <w:bCs/>
+        </w:rPr>
+        <w:t>End to end Machine Learning</w:t>
+      </w:r>
+      <w:r>
+        <w:rPr>
+          <w:rFonts w:ascii="Aptos" w:eastAsia="Calibri" w:hAnsi="Aptos" w:cs="Calibri"/>
+        </w:rPr>
+        <w:t xml:space="preserve">: </w:t>
+      </w:r>
+      <w:proofErr w:type="spellStart"/>
+      <w:r>
+        <w:rPr>
+          <w:rFonts w:ascii="Aptos" w:eastAsia="Calibri" w:hAnsi="Aptos" w:cs="Calibri"/>
+        </w:rPr>
+        <w:t>DataCamp</w:t>
+      </w:r>
+      <w:proofErr w:type="spellEnd"/>
+    </w:p>
+    <w:p>
+      <w:pPr>
+        <w:spacing w:line="240" w:lineRule="auto"/>
+        <w:jc w:val="both"/>
+        <w:rPr>
+          <w:rFonts w:ascii="Aptos" w:eastAsia="Calibri" w:hAnsi="Aptos" w:cs="Calibri"/>
           <w:sz w:val="24"/>
           <w:szCs w:val="24"/>
         </w:rPr>
-        <w:t xml:space="preserve"> &amp; QUALIFICATIONS</w:t>
-      </w:r>
-      <w:r>
+      </w:pPr>
+    </w:p>
+    <w:p>
+      <w:pPr>
+        <w:spacing w:line="240" w:lineRule="auto"/>
+        <w:rPr>
+          <w:rFonts w:ascii="Aptos" w:eastAsia="Calibri" w:hAnsi="Aptos" w:cs="Calibri"/>
+          <w:color w:val="4472C4" w:themeColor="accent5"/>
+          <w:sz w:val="28"/>
+          <w:szCs w:val="28"/>
+        </w:rPr>
+      </w:pPr>
+      <w:r>
+        <w:rPr>
+          <w:rFonts w:ascii="Aptos" w:eastAsia="Calibri" w:hAnsi="Aptos" w:cs="Calibri"/>
+          <w:color w:val="4472C4" w:themeColor="accent5"/>
+          <w:sz w:val="28"/>
+          <w:szCs w:val="28"/>
+        </w:rPr>
+        <w:t>EMPLOYMENT:</w:t>
+      </w:r>
+    </w:p>
+    <w:p>
+      <w:pPr>
+        <w:spacing w:line="240" w:lineRule="auto"/>
+        <w:jc w:val="both"/>
+        <w:rPr>
+          <w:rFonts w:ascii="Aptos" w:eastAsia="Calibri" w:hAnsi="Aptos" w:cs="Calibri"/>
+        </w:rPr>
+      </w:pPr>
+      <w:r>
+        <w:rPr>
+          <w:rFonts w:ascii="Aptos" w:eastAsia="Calibri" w:hAnsi="Aptos" w:cs="Calibri"/>
+          <w:b/>
+          <w:bCs/>
+        </w:rPr>
+        <w:t xml:space="preserve">UNIVERSITY OF THE WITWATERSRAND (2026): </w:t>
+      </w:r>
+      <w:r>
+        <w:rPr>
+          <w:rFonts w:ascii="Aptos" w:eastAsia="Calibri" w:hAnsi="Aptos" w:cs="Calibri"/>
+        </w:rPr>
+        <w:t>Academic Tutor</w:t>
+      </w:r>
+      <w:r>
+        <w:rPr>
+          <w:rFonts w:ascii="Aptos" w:eastAsia="Calibri" w:hAnsi="Aptos" w:cs="Calibri"/>
+        </w:rPr>
+        <w:t xml:space="preserve"> - </w:t>
+      </w:r>
+      <w:r>
+        <w:rPr>
+          <w:rFonts w:ascii="Aptos" w:eastAsia="Calibri" w:hAnsi="Aptos" w:cs="Calibri"/>
+        </w:rPr>
+        <w:t>Programming</w:t>
+      </w:r>
+      <w:r>
+        <w:rPr>
+          <w:rFonts w:ascii="Aptos" w:eastAsia="Calibri" w:hAnsi="Aptos" w:cs="Calibri"/>
+        </w:rPr>
+        <w:t xml:space="preserve"> and</w:t>
+      </w:r>
+      <w:r>
+        <w:rPr>
+          <w:rFonts w:ascii="Aptos" w:eastAsia="Calibri" w:hAnsi="Aptos" w:cs="Calibri"/>
+        </w:rPr>
+        <w:t xml:space="preserve"> Mathematical and Statistical Foundations of Data Science</w:t>
+      </w:r>
+    </w:p>
+    <w:p>
+      <w:pPr>
+        <w:spacing w:line="240" w:lineRule="auto"/>
+        <w:contextualSpacing/>
+        <w:jc w:val="both"/>
+        <w:rPr>
+          <w:rFonts w:ascii="Aptos" w:eastAsia="Calibri" w:hAnsi="Aptos" w:cs="Calibri"/>
+        </w:rPr>
+      </w:pPr>
+    </w:p>
+    <w:p>
+      <w:pPr>
+        <w:numPr>
+          <w:ilvl w:val="0"/>
+          <w:numId w:val="22"/>
+        </w:numPr>
+        <w:spacing w:line="240" w:lineRule="auto"/>
+        <w:contextualSpacing/>
+        <w:jc w:val="both"/>
+        <w:rPr>
+          <w:rFonts w:ascii="Aptos" w:eastAsia="Calibri" w:hAnsi="Aptos" w:cs="Calibri"/>
+        </w:rPr>
+      </w:pPr>
+      <w:r>
+        <w:rPr>
+          <w:rFonts w:ascii="Aptos" w:eastAsia="Calibri" w:hAnsi="Aptos" w:cs="Calibri"/>
+        </w:rPr>
+        <w:t>Mentoring P</w:t>
+      </w:r>
+      <w:r>
+        <w:rPr>
+          <w:rFonts w:ascii="Aptos" w:eastAsia="Calibri" w:hAnsi="Aptos" w:cs="Calibri"/>
+        </w:rPr>
+        <w:t xml:space="preserve">ostgraduate </w:t>
+      </w:r>
+      <w:r>
+        <w:rPr>
+          <w:rFonts w:ascii="Aptos" w:eastAsia="Calibri" w:hAnsi="Aptos" w:cs="Calibri"/>
+        </w:rPr>
+        <w:t>Dip</w:t>
+      </w:r>
+      <w:r>
+        <w:rPr>
+          <w:rFonts w:ascii="Aptos" w:eastAsia="Calibri" w:hAnsi="Aptos" w:cs="Calibri"/>
+        </w:rPr>
+        <w:t>loma in</w:t>
+      </w:r>
+      <w:r>
+        <w:rPr>
+          <w:rFonts w:ascii="Aptos" w:eastAsia="Calibri" w:hAnsi="Aptos" w:cs="Calibri"/>
+        </w:rPr>
+        <w:t xml:space="preserve"> Data Science Students</w:t>
+      </w:r>
+    </w:p>
+    <w:p>
+      <w:pPr>
+        <w:numPr>
+          <w:ilvl w:val="0"/>
+          <w:numId w:val="22"/>
+        </w:numPr>
+        <w:spacing w:line="240" w:lineRule="auto"/>
+        <w:contextualSpacing/>
+        <w:jc w:val="both"/>
+        <w:rPr>
+          <w:rFonts w:ascii="Aptos" w:eastAsia="Calibri" w:hAnsi="Aptos" w:cs="Calibri"/>
+        </w:rPr>
+      </w:pPr>
+      <w:r>
+        <w:rPr>
+          <w:rFonts w:ascii="Aptos" w:eastAsia="Calibri" w:hAnsi="Aptos" w:cs="Calibri"/>
+        </w:rPr>
+        <w:t>Course Curation and assisting Lecturers in the Development of Coursework and Exams</w:t>
+      </w:r>
+    </w:p>
+    <w:p>
+      <w:pPr>
+        <w:numPr>
+          <w:ilvl w:val="0"/>
+          <w:numId w:val="22"/>
+        </w:numPr>
+        <w:spacing w:line="240" w:lineRule="auto"/>
+        <w:contextualSpacing/>
+        <w:jc w:val="both"/>
+        <w:rPr>
+          <w:rFonts w:ascii="Aptos" w:eastAsia="Calibri" w:hAnsi="Aptos" w:cs="Calibri"/>
+        </w:rPr>
+      </w:pPr>
+      <w:r>
+        <w:rPr>
+          <w:rFonts w:ascii="Aptos" w:eastAsia="Calibri" w:hAnsi="Aptos" w:cs="Calibri"/>
+        </w:rPr>
+        <w:t>Invigilation and assistance with exam queries</w:t>
+      </w:r>
+    </w:p>
+    <w:p>
+      <w:pPr>
+        <w:numPr>
+          <w:ilvl w:val="0"/>
+          <w:numId w:val="22"/>
+        </w:numPr>
+        <w:spacing w:line="240" w:lineRule="auto"/>
+        <w:contextualSpacing/>
+        <w:jc w:val="both"/>
+        <w:rPr>
+          <w:rFonts w:ascii="Aptos" w:eastAsia="Calibri" w:hAnsi="Aptos" w:cs="Calibri"/>
+        </w:rPr>
+      </w:pPr>
+      <w:r>
+        <w:rPr>
+          <w:rFonts w:ascii="Aptos" w:eastAsia="Calibri" w:hAnsi="Aptos" w:cs="Calibri"/>
+        </w:rPr>
+        <w:t xml:space="preserve">Assisting </w:t>
+      </w:r>
+      <w:r>
+        <w:rPr>
+          <w:rFonts w:ascii="Aptos" w:eastAsia="Calibri" w:hAnsi="Aptos" w:cs="Calibri"/>
+        </w:rPr>
+        <w:t xml:space="preserve">lecturers </w:t>
+      </w:r>
+      <w:r>
+        <w:rPr>
+          <w:rFonts w:ascii="Aptos" w:eastAsia="Calibri" w:hAnsi="Aptos" w:cs="Calibri"/>
+        </w:rPr>
+        <w:t>with Course Administration</w:t>
+      </w:r>
+    </w:p>
+    <w:p>
+      <w:pPr>
+        <w:numPr>
+          <w:ilvl w:val="0"/>
+          <w:numId w:val="22"/>
+        </w:numPr>
+        <w:spacing w:line="240" w:lineRule="auto"/>
+        <w:contextualSpacing/>
+        <w:jc w:val="both"/>
+        <w:rPr>
+          <w:rFonts w:ascii="Aptos" w:eastAsia="Calibri" w:hAnsi="Aptos" w:cs="Calibri"/>
+        </w:rPr>
+      </w:pPr>
+      <w:r>
+        <w:rPr>
+          <w:rFonts w:ascii="Aptos" w:eastAsia="Calibri" w:hAnsi="Aptos" w:cs="Calibri"/>
+        </w:rPr>
+        <w:t>Management of Course Content on Learning Management System Moodle</w:t>
+      </w:r>
+    </w:p>
+    <w:p>
+      <w:pPr>
+        <w:spacing w:line="240" w:lineRule="auto"/>
+        <w:jc w:val="both"/>
         <w:rPr>
           <w:rFonts w:ascii="Aptos" w:hAnsi="Aptos" w:cstheme="minorHAnsi"/>
-          <w:color w:val="4472C4" w:themeColor="accent5"/>
-          <w:sz w:val="24"/>
-          <w:szCs w:val="24"/>
-        </w:rPr>
-        <w:t>:</w:t>
-      </w:r>
-    </w:p>
-    <w:p>
-      <w:pPr>
+          <w:b/>
+          <w:bCs/>
+        </w:rPr>
+      </w:pPr>
+    </w:p>
+    <w:p>
+      <w:pPr>
+        <w:spacing w:line="240" w:lineRule="auto"/>
         <w:jc w:val="both"/>
         <w:rPr>
           <w:rFonts w:ascii="Aptos" w:hAnsi="Aptos" w:cstheme="minorHAnsi"/>
-          <w:color w:val="4472C4" w:themeColor="accent5"/>
-          <w:sz w:val="24"/>
-          <w:szCs w:val="24"/>
-        </w:rPr>
-      </w:pPr>
-    </w:p>
-    <w:p>
-      <w:pPr>
+          <w:b/>
+          <w:bCs/>
+        </w:rPr>
+      </w:pPr>
+    </w:p>
+    <w:p>
+      <w:pPr>
+        <w:spacing w:line="240" w:lineRule="auto"/>
         <w:jc w:val="both"/>
         <w:rPr>
           <w:rFonts w:ascii="Aptos" w:hAnsi="Aptos" w:cstheme="minorHAnsi"/>
+          <w:b/>
           <w:bCs/>
         </w:rPr>
       </w:pPr>
@@ -679,537 +1256,15 @@
         <w:rPr>
           <w:rFonts w:ascii="Aptos" w:hAnsi="Aptos" w:cstheme="minorHAnsi"/>
           <w:b/>
-        </w:rPr>
-        <w:t>Postgraduate Diploma (NQF</w:t>
+          <w:bCs/>
+        </w:rPr>
+        <w:t xml:space="preserve">THE SOUTH AFRICAN BREWERIES (2023): </w:t>
       </w:r>
       <w:r>
         <w:rPr>
           <w:rFonts w:ascii="Aptos" w:hAnsi="Aptos" w:cstheme="minorHAnsi"/>
-          <w:b/>
-        </w:rPr>
-        <w:t xml:space="preserve"> Level </w:t>
-      </w:r>
-      <w:r>
-        <w:rPr>
-          <w:rFonts w:ascii="Aptos" w:hAnsi="Aptos" w:cstheme="minorHAnsi"/>
-          <w:b/>
-        </w:rPr>
-        <w:t>8) – Data Science</w:t>
-      </w:r>
-      <w:r>
-        <w:rPr>
-          <w:rFonts w:ascii="Aptos" w:hAnsi="Aptos" w:cstheme="minorHAnsi"/>
-          <w:b/>
-        </w:rPr>
-        <w:t xml:space="preserve"> (IT)</w:t>
-      </w:r>
-      <w:r>
-        <w:rPr>
-          <w:rFonts w:ascii="Aptos" w:hAnsi="Aptos" w:cstheme="minorHAnsi"/>
-          <w:bCs/>
-        </w:rPr>
-        <w:t xml:space="preserve">, </w:t>
-      </w:r>
-      <w:r>
-        <w:rPr>
-          <w:rFonts w:ascii="Aptos" w:hAnsi="Aptos" w:cstheme="minorHAnsi"/>
-          <w:bCs/>
-        </w:rPr>
-        <w:t>University of the Witwatersrand, Johannesburg (2025)</w:t>
-      </w:r>
-    </w:p>
-    <w:p>
-      <w:pPr>
-        <w:jc w:val="both"/>
-        <w:rPr>
-          <w:rFonts w:ascii="Aptos" w:hAnsi="Aptos" w:cstheme="minorHAnsi"/>
-          <w:bCs/>
-        </w:rPr>
-      </w:pPr>
-      <w:proofErr w:type="spellStart"/>
-      <w:r>
-        <w:rPr>
-          <w:rFonts w:ascii="Aptos" w:hAnsi="Aptos" w:cstheme="minorHAnsi"/>
-          <w:b/>
-        </w:rPr>
-        <w:t>BHSc</w:t>
-      </w:r>
-      <w:proofErr w:type="spellEnd"/>
-      <w:r>
-        <w:rPr>
-          <w:rFonts w:ascii="Aptos" w:hAnsi="Aptos" w:cstheme="minorHAnsi"/>
-          <w:b/>
-        </w:rPr>
-        <w:t xml:space="preserve"> </w:t>
-      </w:r>
-      <w:r>
-        <w:rPr>
-          <w:rFonts w:ascii="Aptos" w:hAnsi="Aptos" w:cstheme="minorHAnsi"/>
-          <w:b/>
-        </w:rPr>
-        <w:t>(NQF Level 7) – Biomedical Science</w:t>
-      </w:r>
-      <w:r>
-        <w:rPr>
-          <w:rFonts w:ascii="Aptos" w:hAnsi="Aptos" w:cstheme="minorHAnsi"/>
-          <w:bCs/>
-        </w:rPr>
-        <w:t xml:space="preserve">, </w:t>
-      </w:r>
-      <w:r>
-        <w:rPr>
-          <w:rFonts w:ascii="Aptos" w:hAnsi="Aptos" w:cstheme="minorHAnsi"/>
-          <w:bCs/>
-        </w:rPr>
-        <w:t>University of the Witwatersrand, Johannesburg (2020 – 2022)</w:t>
-      </w:r>
-    </w:p>
-    <w:p>
-      <w:pPr>
-        <w:jc w:val="both"/>
-        <w:rPr>
-          <w:rFonts w:ascii="Aptos" w:hAnsi="Aptos" w:cstheme="minorHAnsi"/>
-          <w:bCs/>
-        </w:rPr>
-      </w:pPr>
-      <w:r>
-        <w:rPr>
-          <w:rFonts w:ascii="Aptos" w:hAnsi="Aptos" w:cstheme="minorHAnsi"/>
-          <w:b/>
-        </w:rPr>
-        <w:t xml:space="preserve">Occupational Certificate (NQF Level 6) </w:t>
-      </w:r>
-      <w:r>
-        <w:rPr>
-          <w:rFonts w:ascii="Aptos" w:hAnsi="Aptos" w:cstheme="minorHAnsi"/>
-          <w:b/>
-        </w:rPr>
-        <w:t>- Software Engineering</w:t>
-      </w:r>
-      <w:r>
-        <w:rPr>
-          <w:rFonts w:ascii="Aptos" w:hAnsi="Aptos" w:cstheme="minorHAnsi"/>
-          <w:b/>
-        </w:rPr>
-        <w:t xml:space="preserve"> (IT)</w:t>
-      </w:r>
-      <w:r>
-        <w:rPr>
-          <w:rFonts w:ascii="Aptos" w:hAnsi="Aptos" w:cstheme="minorHAnsi"/>
-          <w:bCs/>
-        </w:rPr>
-        <w:t xml:space="preserve">, </w:t>
-      </w:r>
-      <w:proofErr w:type="spellStart"/>
-      <w:r>
-        <w:rPr>
-          <w:rFonts w:ascii="Aptos" w:hAnsi="Aptos" w:cstheme="minorHAnsi"/>
-          <w:bCs/>
-        </w:rPr>
-        <w:t>WeThinkCode</w:t>
-      </w:r>
-      <w:proofErr w:type="spellEnd"/>
-      <w:r>
-        <w:rPr>
-          <w:rFonts w:ascii="Aptos" w:hAnsi="Aptos" w:cstheme="minorHAnsi"/>
-          <w:bCs/>
-        </w:rPr>
-        <w:t xml:space="preserve">_ Johannesburg (2024 – </w:t>
-      </w:r>
-      <w:r>
-        <w:rPr>
-          <w:rFonts w:ascii="Aptos" w:hAnsi="Aptos" w:cstheme="minorHAnsi"/>
-          <w:bCs/>
-        </w:rPr>
-        <w:t>2025)</w:t>
-      </w:r>
-    </w:p>
-    <w:p>
-      <w:pPr>
-        <w:jc w:val="both"/>
-        <w:rPr>
-          <w:rFonts w:ascii="Aptos" w:hAnsi="Aptos" w:cstheme="minorHAnsi"/>
-          <w:bCs/>
-        </w:rPr>
-      </w:pPr>
-      <w:r>
-        <w:rPr>
-          <w:rFonts w:ascii="Aptos" w:hAnsi="Aptos" w:cstheme="minorHAnsi"/>
-          <w:b/>
-        </w:rPr>
-        <w:t>High School (</w:t>
-      </w:r>
-      <w:r>
-        <w:rPr>
-          <w:rFonts w:ascii="Aptos" w:hAnsi="Aptos" w:cstheme="minorHAnsi"/>
-          <w:b/>
-        </w:rPr>
-        <w:t>Grade 12</w:t>
-      </w:r>
-      <w:r>
-        <w:rPr>
-          <w:rFonts w:ascii="Aptos" w:hAnsi="Aptos" w:cstheme="minorHAnsi"/>
-          <w:b/>
-        </w:rPr>
-        <w:t>):</w:t>
-      </w:r>
-      <w:r>
-        <w:rPr>
-          <w:rFonts w:ascii="Aptos" w:hAnsi="Aptos" w:cstheme="minorHAnsi"/>
-          <w:bCs/>
-        </w:rPr>
-        <w:t xml:space="preserve"> </w:t>
-      </w:r>
-      <w:r>
-        <w:rPr>
-          <w:rFonts w:ascii="Aptos" w:hAnsi="Aptos" w:cstheme="minorHAnsi"/>
-          <w:bCs/>
-        </w:rPr>
-        <w:t>Germiston High School, (2014 – 2018)</w:t>
-      </w:r>
-    </w:p>
-    <w:p>
-      <w:pPr>
-        <w:jc w:val="both"/>
-        <w:rPr>
-          <w:rFonts w:ascii="Aptos" w:hAnsi="Aptos" w:cstheme="minorHAnsi"/>
-        </w:rPr>
-      </w:pPr>
-    </w:p>
-    <w:p>
-      <w:pPr>
-        <w:jc w:val="both"/>
-        <w:rPr>
-          <w:rFonts w:ascii="Aptos" w:hAnsi="Aptos" w:cstheme="minorHAnsi"/>
-          <w:caps/>
-          <w:color w:val="4472C4" w:themeColor="accent5"/>
-          <w:sz w:val="24"/>
-          <w:szCs w:val="24"/>
-        </w:rPr>
-      </w:pPr>
-      <w:r>
-        <w:rPr>
-          <w:rFonts w:ascii="Aptos" w:hAnsi="Aptos" w:cstheme="minorHAnsi"/>
-          <w:color w:val="4472C4" w:themeColor="accent5"/>
-          <w:sz w:val="24"/>
-          <w:szCs w:val="24"/>
-        </w:rPr>
-        <w:t>CERTIFIC</w:t>
-      </w:r>
-      <w:r>
-        <w:rPr>
-          <w:rFonts w:ascii="Aptos" w:hAnsi="Aptos" w:cstheme="minorHAnsi"/>
-          <w:caps/>
-          <w:color w:val="4472C4" w:themeColor="accent5"/>
-          <w:sz w:val="24"/>
-          <w:szCs w:val="24"/>
-        </w:rPr>
-        <w:t>ATION AND SKILLS:</w:t>
-      </w:r>
-    </w:p>
-    <w:p>
-      <w:pPr>
-        <w:jc w:val="both"/>
-        <w:rPr>
-          <w:rFonts w:ascii="Aptos" w:hAnsi="Aptos" w:cstheme="minorHAnsi"/>
-          <w:b/>
-          <w:bCs/>
-        </w:rPr>
-      </w:pPr>
-      <w:r>
-        <w:rPr>
-          <w:rFonts w:ascii="Aptos" w:hAnsi="Aptos" w:cstheme="minorHAnsi"/>
-          <w:b/>
-          <w:bCs/>
-        </w:rPr>
-        <w:t>Rapid Developer</w:t>
-      </w:r>
-      <w:r>
-        <w:rPr>
-          <w:rFonts w:ascii="Aptos" w:hAnsi="Aptos" w:cstheme="minorHAnsi"/>
-        </w:rPr>
-        <w:t xml:space="preserve">: </w:t>
-      </w:r>
-      <w:proofErr w:type="spellStart"/>
-      <w:r>
-        <w:rPr>
-          <w:rFonts w:ascii="Aptos" w:hAnsi="Aptos" w:cstheme="minorHAnsi"/>
-        </w:rPr>
-        <w:t>Mendix</w:t>
-      </w:r>
-      <w:proofErr w:type="spellEnd"/>
-      <w:r>
-        <w:rPr>
-          <w:rFonts w:ascii="Aptos" w:hAnsi="Aptos" w:cstheme="minorHAnsi"/>
-        </w:rPr>
-        <w:t xml:space="preserve"> Academy (2025)</w:t>
-      </w:r>
-    </w:p>
-    <w:p>
-      <w:pPr>
-        <w:jc w:val="both"/>
-        <w:rPr>
-          <w:rFonts w:ascii="Aptos" w:hAnsi="Aptos" w:cstheme="minorHAnsi"/>
-          <w:b/>
-          <w:bCs/>
-        </w:rPr>
-      </w:pPr>
-      <w:r>
-        <w:rPr>
-          <w:rFonts w:ascii="Aptos" w:hAnsi="Aptos" w:cstheme="minorHAnsi"/>
-          <w:b/>
-          <w:bCs/>
-        </w:rPr>
-        <w:t>Full Stack Development</w:t>
-      </w:r>
-      <w:r>
-        <w:rPr>
-          <w:rFonts w:ascii="Aptos" w:hAnsi="Aptos" w:cstheme="minorHAnsi"/>
-        </w:rPr>
-        <w:t xml:space="preserve">: </w:t>
-      </w:r>
-      <w:r>
-        <w:rPr>
-          <w:rFonts w:ascii="Aptos" w:hAnsi="Aptos" w:cstheme="minorHAnsi"/>
-        </w:rPr>
-        <w:t>FNB App Academy (2025)</w:t>
-      </w:r>
-    </w:p>
-    <w:p>
-      <w:pPr>
-        <w:jc w:val="both"/>
-        <w:rPr>
-          <w:rFonts w:ascii="Aptos" w:hAnsi="Aptos" w:cstheme="minorHAnsi"/>
-          <w:b/>
-          <w:bCs/>
-        </w:rPr>
-      </w:pPr>
-      <w:r>
-        <w:rPr>
-          <w:rFonts w:ascii="Aptos" w:hAnsi="Aptos" w:cstheme="minorHAnsi"/>
-          <w:b/>
-          <w:bCs/>
-        </w:rPr>
-        <w:lastRenderedPageBreak/>
-        <w:t>Generative AI for Software Engineers</w:t>
-      </w:r>
-      <w:r>
-        <w:rPr>
-          <w:rFonts w:ascii="Aptos" w:hAnsi="Aptos" w:cstheme="minorHAnsi"/>
-        </w:rPr>
-        <w:t xml:space="preserve">: </w:t>
-      </w:r>
-      <w:proofErr w:type="spellStart"/>
-      <w:r>
-        <w:rPr>
-          <w:rFonts w:ascii="Aptos" w:hAnsi="Aptos" w:cstheme="minorHAnsi"/>
-        </w:rPr>
-        <w:t>WeThinkCode</w:t>
-      </w:r>
-      <w:proofErr w:type="spellEnd"/>
-      <w:r>
-        <w:rPr>
-          <w:rFonts w:ascii="Aptos" w:hAnsi="Aptos" w:cstheme="minorHAnsi"/>
-        </w:rPr>
-        <w:t>_ (2025)</w:t>
-      </w:r>
-    </w:p>
-    <w:p>
-      <w:pPr>
-        <w:jc w:val="both"/>
-        <w:rPr>
-          <w:rFonts w:ascii="Aptos" w:hAnsi="Aptos" w:cstheme="minorHAnsi"/>
-        </w:rPr>
-      </w:pPr>
-      <w:r>
-        <w:rPr>
-          <w:rFonts w:ascii="Aptos" w:hAnsi="Aptos" w:cstheme="minorHAnsi"/>
-          <w:b/>
-          <w:bCs/>
-        </w:rPr>
-        <w:t>Digital Transformation</w:t>
-      </w:r>
-      <w:r>
-        <w:rPr>
-          <w:rFonts w:ascii="Aptos" w:hAnsi="Aptos" w:cstheme="minorHAnsi"/>
-        </w:rPr>
-        <w:t xml:space="preserve">: </w:t>
-      </w:r>
-      <w:r>
-        <w:rPr>
-          <w:rFonts w:ascii="Aptos" w:hAnsi="Aptos" w:cstheme="minorHAnsi"/>
-        </w:rPr>
-        <w:t>University of the Witwatersrand (2024)</w:t>
-      </w:r>
-    </w:p>
-    <w:p>
-      <w:pPr>
-        <w:jc w:val="both"/>
-        <w:rPr>
-          <w:rFonts w:ascii="Aptos" w:hAnsi="Aptos" w:cstheme="minorHAnsi"/>
-        </w:rPr>
-      </w:pPr>
-      <w:r>
-        <w:rPr>
-          <w:rFonts w:ascii="Aptos" w:hAnsi="Aptos" w:cstheme="minorHAnsi"/>
-          <w:b/>
-          <w:bCs/>
-        </w:rPr>
-        <w:t xml:space="preserve">Microsoft </w:t>
-      </w:r>
-      <w:proofErr w:type="spellStart"/>
-      <w:r>
-        <w:rPr>
-          <w:rFonts w:ascii="Aptos" w:hAnsi="Aptos" w:cstheme="minorHAnsi"/>
-          <w:b/>
-          <w:bCs/>
-        </w:rPr>
-        <w:t>PowerBI</w:t>
-      </w:r>
-      <w:proofErr w:type="spellEnd"/>
-      <w:r>
-        <w:rPr>
-          <w:rFonts w:ascii="Aptos" w:hAnsi="Aptos" w:cstheme="minorHAnsi"/>
-          <w:b/>
-          <w:bCs/>
-        </w:rPr>
-        <w:t xml:space="preserve"> Data Analyst</w:t>
-      </w:r>
-      <w:r>
-        <w:rPr>
-          <w:rFonts w:ascii="Aptos" w:hAnsi="Aptos" w:cstheme="minorHAnsi"/>
-          <w:b/>
-          <w:bCs/>
-        </w:rPr>
-        <w:t xml:space="preserve"> (PL300T00-A)</w:t>
-      </w:r>
-      <w:r>
-        <w:rPr>
-          <w:rFonts w:ascii="Aptos" w:hAnsi="Aptos" w:cstheme="minorHAnsi"/>
-          <w:b/>
-          <w:bCs/>
-        </w:rPr>
-        <w:t xml:space="preserve">: </w:t>
-      </w:r>
-      <w:r>
-        <w:rPr>
-          <w:rFonts w:ascii="Aptos" w:hAnsi="Aptos" w:cstheme="minorHAnsi"/>
-        </w:rPr>
-        <w:t>Microsoft Elevate</w:t>
-      </w:r>
-    </w:p>
-    <w:p>
-      <w:pPr>
-        <w:jc w:val="both"/>
-        <w:rPr>
-          <w:rFonts w:ascii="Aptos" w:hAnsi="Aptos" w:cstheme="minorHAnsi"/>
-          <w:b/>
-          <w:bCs/>
-        </w:rPr>
-      </w:pPr>
-      <w:r>
-        <w:rPr>
-          <w:rFonts w:ascii="Aptos" w:hAnsi="Aptos" w:cstheme="minorHAnsi"/>
-          <w:b/>
-          <w:bCs/>
-        </w:rPr>
-        <w:t>Microsoft Azure Administrator Associate:</w:t>
-      </w:r>
-      <w:r>
-        <w:rPr>
-          <w:rFonts w:ascii="Aptos" w:hAnsi="Aptos" w:cstheme="minorHAnsi"/>
-          <w:b/>
-          <w:bCs/>
-        </w:rPr>
-        <w:t xml:space="preserve"> </w:t>
-      </w:r>
-      <w:r>
-        <w:rPr>
-          <w:rFonts w:ascii="Aptos" w:hAnsi="Aptos" w:cstheme="minorHAnsi"/>
-        </w:rPr>
-        <w:t>Mzansi Digital Learning</w:t>
-      </w:r>
-    </w:p>
-    <w:bookmarkEnd w:id="1"/>
-    <w:p>
-      <w:pPr>
-        <w:jc w:val="both"/>
-        <w:rPr>
-          <w:rFonts w:ascii="Aptos" w:hAnsi="Aptos" w:cstheme="minorHAnsi"/>
-        </w:rPr>
-      </w:pPr>
-    </w:p>
-    <w:p>
-      <w:pPr>
-        <w:rPr>
-          <w:rFonts w:ascii="Aptos" w:hAnsi="Aptos" w:cstheme="minorHAnsi"/>
-          <w:color w:val="4472C4" w:themeColor="accent5"/>
-          <w:sz w:val="24"/>
-          <w:szCs w:val="24"/>
-        </w:rPr>
-      </w:pPr>
-      <w:r>
-        <w:rPr>
-          <w:rFonts w:ascii="Aptos" w:hAnsi="Aptos" w:cstheme="minorHAnsi"/>
-          <w:color w:val="4472C4" w:themeColor="accent5"/>
-          <w:sz w:val="24"/>
-          <w:szCs w:val="24"/>
-        </w:rPr>
-        <w:t>EMPLOYMENT:</w:t>
-      </w:r>
-    </w:p>
-    <w:p>
-      <w:pPr>
-        <w:jc w:val="both"/>
-        <w:rPr>
-          <w:rFonts w:ascii="Aptos" w:hAnsi="Aptos" w:cstheme="minorHAnsi"/>
-          <w:b/>
-          <w:bCs/>
-        </w:rPr>
-      </w:pPr>
-      <w:r>
-        <w:rPr>
-          <w:rFonts w:ascii="Aptos" w:hAnsi="Aptos" w:cstheme="minorHAnsi"/>
-          <w:b/>
-          <w:bCs/>
-        </w:rPr>
-        <w:t>T</w:t>
-      </w:r>
-      <w:r>
-        <w:rPr>
-          <w:rFonts w:ascii="Aptos" w:hAnsi="Aptos" w:cstheme="minorHAnsi"/>
-          <w:b/>
-          <w:bCs/>
-        </w:rPr>
-        <w:t>HE SOUTH AFRICAN BREWERIES (2023</w:t>
-      </w:r>
-      <w:r>
-        <w:rPr>
-          <w:rFonts w:ascii="Aptos" w:hAnsi="Aptos" w:cstheme="minorHAnsi"/>
-          <w:b/>
-          <w:bCs/>
-        </w:rPr>
-        <w:t>)</w:t>
-      </w:r>
-    </w:p>
-    <w:p>
-      <w:pPr>
-        <w:jc w:val="both"/>
-        <w:rPr>
-          <w:rFonts w:ascii="Aptos" w:hAnsi="Aptos" w:cstheme="minorHAnsi"/>
-        </w:rPr>
-      </w:pPr>
-      <w:r>
-        <w:rPr>
-          <w:rFonts w:ascii="Aptos" w:hAnsi="Aptos" w:cstheme="minorHAnsi"/>
-        </w:rPr>
-        <w:t>Reporting and Data Analytics</w:t>
-      </w:r>
-      <w:r>
-        <w:rPr>
-          <w:rFonts w:ascii="Aptos" w:hAnsi="Aptos" w:cstheme="minorHAnsi"/>
-        </w:rPr>
-        <w:t xml:space="preserve"> Intern</w:t>
+        </w:rPr>
+        <w:t>Reporting and Data Analytics Intern</w:t>
       </w:r>
     </w:p>
     <w:p>
@@ -1219,6 +1274,7 @@
           <w:ilvl w:val="0"/>
           <w:numId w:val="18"/>
         </w:numPr>
+        <w:spacing w:line="240" w:lineRule="auto"/>
         <w:jc w:val="both"/>
         <w:rPr>
           <w:rFonts w:ascii="Aptos" w:hAnsi="Aptos" w:cstheme="minorHAnsi"/>
@@ -1244,6 +1300,7 @@
           <w:ilvl w:val="0"/>
           <w:numId w:val="18"/>
         </w:numPr>
+        <w:spacing w:line="240" w:lineRule="auto"/>
         <w:jc w:val="both"/>
         <w:rPr>
           <w:rFonts w:ascii="Aptos" w:hAnsi="Aptos" w:cstheme="minorHAnsi"/>
@@ -1263,6 +1320,7 @@
           <w:ilvl w:val="0"/>
           <w:numId w:val="18"/>
         </w:numPr>
+        <w:spacing w:line="240" w:lineRule="auto"/>
         <w:jc w:val="both"/>
         <w:rPr>
           <w:rFonts w:ascii="Aptos" w:hAnsi="Aptos" w:cstheme="minorHAnsi"/>
@@ -1282,6 +1340,7 @@
           <w:ilvl w:val="0"/>
           <w:numId w:val="18"/>
         </w:numPr>
+        <w:spacing w:line="240" w:lineRule="auto"/>
         <w:jc w:val="both"/>
         <w:rPr>
           <w:rFonts w:ascii="Aptos" w:hAnsi="Aptos" w:cstheme="minorHAnsi"/>
@@ -1301,6 +1360,7 @@
           <w:ilvl w:val="0"/>
           <w:numId w:val="18"/>
         </w:numPr>
+        <w:spacing w:line="240" w:lineRule="auto"/>
         <w:jc w:val="both"/>
         <w:rPr>
           <w:rFonts w:ascii="Aptos" w:hAnsi="Aptos" w:cstheme="minorHAnsi"/>
@@ -1320,6 +1380,7 @@
           <w:ilvl w:val="0"/>
           <w:numId w:val="18"/>
         </w:numPr>
+        <w:spacing w:line="240" w:lineRule="auto"/>
         <w:jc w:val="both"/>
         <w:rPr>
           <w:rFonts w:ascii="Aptos" w:hAnsi="Aptos" w:cstheme="minorHAnsi"/>
@@ -1339,6 +1400,7 @@
           <w:ilvl w:val="0"/>
           <w:numId w:val="18"/>
         </w:numPr>
+        <w:spacing w:line="240" w:lineRule="auto"/>
         <w:jc w:val="both"/>
         <w:rPr>
           <w:rFonts w:ascii="Aptos" w:hAnsi="Aptos" w:cstheme="minorHAnsi"/>
@@ -1358,6 +1420,7 @@
           <w:ilvl w:val="0"/>
           <w:numId w:val="18"/>
         </w:numPr>
+        <w:spacing w:line="240" w:lineRule="auto"/>
         <w:jc w:val="both"/>
         <w:rPr>
           <w:rFonts w:ascii="Aptos" w:hAnsi="Aptos" w:cstheme="minorHAnsi"/>
@@ -1372,66 +1435,260 @@
     </w:p>
     <w:p>
       <w:pPr>
+        <w:pStyle w:val="ListParagraph"/>
+        <w:numPr>
+          <w:ilvl w:val="0"/>
+          <w:numId w:val="18"/>
+        </w:numPr>
+        <w:spacing w:line="240" w:lineRule="auto"/>
         <w:jc w:val="both"/>
         <w:rPr>
           <w:rFonts w:ascii="Aptos" w:hAnsi="Aptos" w:cstheme="minorHAnsi"/>
         </w:rPr>
       </w:pPr>
-    </w:p>
-    <w:p>
-      <w:pPr>
-        <w:jc w:val="both"/>
+      <w:r>
         <w:rPr>
           <w:rFonts w:ascii="Aptos" w:hAnsi="Aptos" w:cstheme="minorHAnsi"/>
+        </w:rPr>
+        <w:t>Monitored data quality and system performance, documented processes, and supported ongoing analytics and reporting.</w:t>
+      </w:r>
+    </w:p>
+    <w:p>
+      <w:pPr>
+        <w:spacing w:line="240" w:lineRule="auto"/>
+        <w:jc w:val="both"/>
+        <w:rPr>
+          <w:rFonts w:ascii="Aptos" w:eastAsia="Calibri" w:hAnsi="Aptos" w:cs="Calibri"/>
+          <w:sz w:val="24"/>
+          <w:szCs w:val="24"/>
+        </w:rPr>
+      </w:pPr>
+    </w:p>
+    <w:p>
+      <w:pPr>
+        <w:spacing w:line="240" w:lineRule="auto"/>
+        <w:rPr>
+          <w:rFonts w:ascii="Aptos" w:eastAsia="Calibri" w:hAnsi="Aptos" w:cs="Calibri"/>
+          <w:color w:val="4472C4" w:themeColor="accent5"/>
+          <w:sz w:val="28"/>
+          <w:szCs w:val="28"/>
+        </w:rPr>
+      </w:pPr>
+      <w:r>
+        <w:rPr>
+          <w:rFonts w:ascii="Aptos" w:eastAsia="Calibri" w:hAnsi="Aptos" w:cs="Calibri"/>
+          <w:color w:val="4472C4" w:themeColor="accent5"/>
+          <w:sz w:val="28"/>
+          <w:szCs w:val="28"/>
+        </w:rPr>
+        <w:t>VOLUNTEERING:</w:t>
+      </w:r>
+    </w:p>
+    <w:p>
+      <w:pPr>
+        <w:spacing w:line="240" w:lineRule="auto"/>
+        <w:jc w:val="both"/>
+        <w:rPr>
+          <w:rFonts w:ascii="Aptos" w:eastAsia="Calibri" w:hAnsi="Aptos" w:cs="Calibri"/>
+          <w:b/>
+          <w:bCs/>
+        </w:rPr>
+      </w:pPr>
+      <w:r>
+        <w:rPr>
+          <w:rFonts w:ascii="Aptos" w:eastAsia="Calibri" w:hAnsi="Aptos" w:cs="Calibri"/>
+          <w:b/>
+        </w:rPr>
+        <w:t>INDEPENDENT ELECTORAL COMMISSION (</w:t>
+      </w:r>
+      <w:r>
+        <w:rPr>
+          <w:rFonts w:ascii="Aptos" w:eastAsia="Calibri" w:hAnsi="Aptos" w:cs="Calibri"/>
+          <w:b/>
+          <w:bCs/>
+        </w:rPr>
+        <w:t>29</w:t>
+      </w:r>
+      <w:r>
+        <w:rPr>
+          <w:rFonts w:ascii="Aptos" w:eastAsia="Calibri" w:hAnsi="Aptos" w:cs="Calibri"/>
+          <w:b/>
+          <w:bCs/>
+        </w:rPr>
+        <w:t>-30</w:t>
+      </w:r>
+      <w:r>
+        <w:rPr>
+          <w:rFonts w:ascii="Aptos" w:eastAsia="Calibri" w:hAnsi="Aptos" w:cs="Calibri"/>
+          <w:b/>
+          <w:bCs/>
+        </w:rPr>
+        <w:t xml:space="preserve"> </w:t>
+      </w:r>
+      <w:r>
+        <w:rPr>
+          <w:rFonts w:ascii="Aptos" w:eastAsia="Calibri" w:hAnsi="Aptos" w:cs="Calibri"/>
+          <w:b/>
+          <w:bCs/>
+        </w:rPr>
+        <w:t>May</w:t>
+      </w:r>
+      <w:r>
+        <w:rPr>
+          <w:rFonts w:ascii="Aptos" w:eastAsia="Calibri" w:hAnsi="Aptos" w:cs="Calibri"/>
+          <w:b/>
+          <w:bCs/>
+        </w:rPr>
+        <w:t xml:space="preserve"> 2024): </w:t>
+      </w:r>
+      <w:r>
+        <w:rPr>
+          <w:rFonts w:ascii="Aptos" w:eastAsia="Calibri" w:hAnsi="Aptos" w:cs="Calibri"/>
+        </w:rPr>
+        <w:t>Electoral Officer</w:t>
+      </w:r>
+    </w:p>
+    <w:p>
+      <w:pPr>
+        <w:numPr>
+          <w:ilvl w:val="0"/>
+          <w:numId w:val="21"/>
+        </w:numPr>
+        <w:spacing w:line="240" w:lineRule="auto"/>
+        <w:contextualSpacing/>
+        <w:jc w:val="both"/>
+        <w:rPr>
+          <w:rFonts w:ascii="Aptos" w:eastAsia="Calibri" w:hAnsi="Aptos" w:cs="Calibri"/>
+        </w:rPr>
+      </w:pPr>
+      <w:r>
+        <w:rPr>
+          <w:rFonts w:ascii="Aptos" w:eastAsia="Calibri" w:hAnsi="Aptos" w:cs="Calibri"/>
+        </w:rPr>
+        <w:t>Processed and validated data for 500+ voters, ensuring full compliance and accuracy.</w:t>
+      </w:r>
+    </w:p>
+    <w:p>
+      <w:pPr>
+        <w:numPr>
+          <w:ilvl w:val="0"/>
+          <w:numId w:val="21"/>
+        </w:numPr>
+        <w:spacing w:line="240" w:lineRule="auto"/>
+        <w:contextualSpacing/>
+        <w:jc w:val="both"/>
+        <w:rPr>
+          <w:rFonts w:ascii="Aptos" w:eastAsia="Calibri" w:hAnsi="Aptos" w:cs="Calibri"/>
+        </w:rPr>
+      </w:pPr>
+      <w:r>
+        <w:rPr>
+          <w:rFonts w:ascii="Aptos" w:eastAsia="Calibri" w:hAnsi="Aptos" w:cs="Calibri"/>
+        </w:rPr>
+        <w:lastRenderedPageBreak/>
+        <w:t>Coordinated logistics, data entry, and crowd management under high-pressure conditions.</w:t>
+      </w:r>
+    </w:p>
+    <w:p>
+      <w:pPr>
+        <w:numPr>
+          <w:ilvl w:val="0"/>
+          <w:numId w:val="21"/>
+        </w:numPr>
+        <w:spacing w:line="240" w:lineRule="auto"/>
+        <w:contextualSpacing/>
+        <w:jc w:val="both"/>
+        <w:rPr>
+          <w:rFonts w:ascii="Aptos" w:eastAsia="Calibri" w:hAnsi="Aptos" w:cs="Calibri"/>
+        </w:rPr>
+      </w:pPr>
+      <w:r>
+        <w:rPr>
+          <w:rFonts w:ascii="Aptos" w:eastAsia="Calibri" w:hAnsi="Aptos" w:cs="Calibri"/>
+        </w:rPr>
+        <w:t>Facilitated voter registration and processing with 100% documentation accuracy.</w:t>
+      </w:r>
+    </w:p>
+    <w:p>
+      <w:pPr>
+        <w:numPr>
+          <w:ilvl w:val="0"/>
+          <w:numId w:val="21"/>
+        </w:numPr>
+        <w:spacing w:line="240" w:lineRule="auto"/>
+        <w:contextualSpacing/>
+        <w:jc w:val="both"/>
+        <w:rPr>
+          <w:rFonts w:ascii="Aptos" w:eastAsia="Calibri" w:hAnsi="Aptos" w:cs="Calibri"/>
+        </w:rPr>
+      </w:pPr>
+      <w:r>
+        <w:rPr>
+          <w:rFonts w:ascii="Aptos" w:eastAsia="Calibri" w:hAnsi="Aptos" w:cs="Calibri"/>
+        </w:rPr>
+        <w:t>Identified and escalated issues early, preventing delays and maintaining order.</w:t>
+      </w:r>
+    </w:p>
+    <w:p>
+      <w:pPr>
+        <w:numPr>
+          <w:ilvl w:val="0"/>
+          <w:numId w:val="21"/>
+        </w:numPr>
+        <w:spacing w:line="240" w:lineRule="auto"/>
+        <w:contextualSpacing/>
+        <w:jc w:val="both"/>
+        <w:rPr>
+          <w:rFonts w:ascii="Aptos" w:eastAsia="Calibri" w:hAnsi="Aptos" w:cs="Calibri"/>
+        </w:rPr>
+      </w:pPr>
+      <w:r>
+        <w:rPr>
+          <w:rFonts w:ascii="Aptos" w:eastAsia="Calibri" w:hAnsi="Aptos" w:cs="Calibri"/>
+        </w:rPr>
+        <w:t>Handled and reconciled materials securely, achieving error-free ballot accounting.</w:t>
+      </w:r>
+    </w:p>
+    <w:p>
+      <w:pPr>
+        <w:spacing w:line="240" w:lineRule="auto"/>
+        <w:jc w:val="both"/>
+        <w:rPr>
+          <w:rFonts w:ascii="Aptos" w:eastAsia="Calibri" w:hAnsi="Aptos" w:cs="Calibri"/>
+          <w:sz w:val="24"/>
+          <w:szCs w:val="24"/>
+        </w:rPr>
+      </w:pPr>
+    </w:p>
+    <w:p>
+      <w:pPr>
+        <w:spacing w:line="240" w:lineRule="auto"/>
+        <w:rPr>
+          <w:rFonts w:ascii="Aptos" w:hAnsi="Aptos" w:cstheme="minorHAnsi"/>
+          <w:caps/>
+          <w:color w:val="4472C4" w:themeColor="accent5"/>
+          <w:sz w:val="28"/>
+          <w:szCs w:val="28"/>
         </w:rPr>
       </w:pPr>
       <w:r>
         <w:rPr>
           <w:rFonts w:ascii="Aptos" w:hAnsi="Aptos" w:cstheme="minorHAnsi"/>
           <w:color w:val="4472C4" w:themeColor="accent5"/>
-          <w:sz w:val="24"/>
-          <w:szCs w:val="24"/>
-        </w:rPr>
-        <w:t>VOLUNTEERING:</w:t>
-      </w:r>
-    </w:p>
-    <w:p>
-      <w:pPr>
-        <w:jc w:val="both"/>
+          <w:sz w:val="28"/>
+          <w:szCs w:val="28"/>
+        </w:rPr>
+        <w:t>ACHIEVEMENTS</w:t>
+      </w:r>
+      <w:r>
         <w:rPr>
           <w:rFonts w:ascii="Aptos" w:hAnsi="Aptos" w:cstheme="minorHAnsi"/>
-          <w:b/>
-          <w:bCs/>
-        </w:rPr>
-      </w:pPr>
-      <w:r>
-        <w:rPr>
-          <w:rFonts w:ascii="Aptos" w:hAnsi="Aptos" w:cstheme="minorHAnsi"/>
-          <w:b/>
-        </w:rPr>
-        <w:t>INDEPENDENT ELECTORAL COMMISSION (</w:t>
-      </w:r>
-      <w:r>
-        <w:rPr>
-          <w:rFonts w:ascii="Aptos" w:hAnsi="Aptos" w:cstheme="minorHAnsi"/>
-          <w:b/>
-          <w:bCs/>
-        </w:rPr>
-        <w:t>29 May, 2024)</w:t>
-      </w:r>
-    </w:p>
-    <w:p>
-      <w:pPr>
-        <w:jc w:val="both"/>
-        <w:rPr>
-          <w:rFonts w:ascii="Aptos" w:hAnsi="Aptos" w:cstheme="minorHAnsi"/>
-        </w:rPr>
-      </w:pPr>
-      <w:r>
-        <w:rPr>
-          <w:rFonts w:ascii="Aptos" w:hAnsi="Aptos" w:cstheme="minorHAnsi"/>
-        </w:rPr>
-        <w:t>Electoral Officer</w:t>
+          <w:caps/>
+          <w:color w:val="4472C4" w:themeColor="accent5"/>
+          <w:sz w:val="28"/>
+          <w:szCs w:val="28"/>
+        </w:rPr>
+        <w:t>:</w:t>
       </w:r>
     </w:p>
     <w:p>
@@ -1441,17 +1698,17 @@
           <w:ilvl w:val="0"/>
           <w:numId w:val="15"/>
         </w:numPr>
+        <w:spacing w:line="240" w:lineRule="auto"/>
         <w:jc w:val="both"/>
         <w:rPr>
           <w:rFonts w:ascii="Aptos" w:hAnsi="Aptos" w:cstheme="minorHAnsi"/>
         </w:rPr>
       </w:pPr>
-      <w:bookmarkStart w:id="2" w:name="_Hlk217311761"/>
       <w:r>
         <w:rPr>
           <w:rFonts w:ascii="Aptos" w:hAnsi="Aptos" w:cstheme="minorHAnsi"/>
         </w:rPr>
-        <w:t>Processed and validated data for 500+ voters, ensuring full compliance and accuracy.</w:t>
+        <w:t>Graduated my Postgraduate Diploma with Distinction.</w:t>
       </w:r>
     </w:p>
     <w:p>
@@ -1461,6 +1718,7 @@
           <w:ilvl w:val="0"/>
           <w:numId w:val="15"/>
         </w:numPr>
+        <w:spacing w:line="240" w:lineRule="auto"/>
         <w:jc w:val="both"/>
         <w:rPr>
           <w:rFonts w:ascii="Aptos" w:hAnsi="Aptos" w:cstheme="minorHAnsi"/>
@@ -1470,441 +1728,309 @@
         <w:rPr>
           <w:rFonts w:ascii="Aptos" w:hAnsi="Aptos" w:cstheme="minorHAnsi"/>
         </w:rPr>
-        <w:t>Coordinated logistics, data entry, and crowd management under high-pressure conditions.</w:t>
-      </w:r>
-    </w:p>
-    <w:p>
-      <w:pPr>
-        <w:pStyle w:val="ListParagraph"/>
-        <w:numPr>
-          <w:ilvl w:val="0"/>
-          <w:numId w:val="15"/>
-        </w:numPr>
+        <w:t>Awarded Postgraduate Merit Award Bursary by the University of the Witwatersrand, which is awarded to top performers.</w:t>
+      </w:r>
+    </w:p>
+    <w:p>
+      <w:pPr>
+        <w:spacing w:line="240" w:lineRule="auto"/>
         <w:jc w:val="both"/>
         <w:rPr>
           <w:rFonts w:ascii="Aptos" w:hAnsi="Aptos" w:cstheme="minorHAnsi"/>
         </w:rPr>
       </w:pPr>
-      <w:r>
-        <w:rPr>
-          <w:rFonts w:ascii="Aptos" w:hAnsi="Aptos" w:cstheme="minorHAnsi"/>
-        </w:rPr>
-        <w:t>Facilitated voter registration and processing with 100% documentation accuracy.</w:t>
-      </w:r>
-    </w:p>
-    <w:p>
-      <w:pPr>
-        <w:pStyle w:val="ListParagraph"/>
-        <w:numPr>
-          <w:ilvl w:val="0"/>
-          <w:numId w:val="15"/>
-        </w:numPr>
-        <w:jc w:val="both"/>
-        <w:rPr>
-          <w:rFonts w:ascii="Aptos" w:hAnsi="Aptos" w:cstheme="minorHAnsi"/>
-        </w:rPr>
-      </w:pPr>
-      <w:r>
-        <w:rPr>
-          <w:rFonts w:ascii="Aptos" w:hAnsi="Aptos" w:cstheme="minorHAnsi"/>
-        </w:rPr>
-        <w:t>Identified and escalated issues early, preventing delays and maintaining order.</w:t>
-      </w:r>
-    </w:p>
-    <w:p>
-      <w:pPr>
-        <w:pStyle w:val="ListParagraph"/>
-        <w:numPr>
-          <w:ilvl w:val="0"/>
-          <w:numId w:val="15"/>
-        </w:numPr>
-        <w:jc w:val="both"/>
-        <w:rPr>
-          <w:rFonts w:ascii="Aptos" w:hAnsi="Aptos" w:cstheme="minorHAnsi"/>
-        </w:rPr>
-      </w:pPr>
-      <w:r>
-        <w:rPr>
-          <w:rFonts w:ascii="Aptos" w:hAnsi="Aptos" w:cstheme="minorHAnsi"/>
-        </w:rPr>
-        <w:t>Handled and reconciled materials securely, achieving error-free ballot accounting.</w:t>
-      </w:r>
-    </w:p>
-    <w:bookmarkEnd w:id="2"/>
-    <w:p>
-      <w:pPr>
-        <w:rPr>
-          <w:rFonts w:ascii="Aptos" w:hAnsi="Aptos" w:cstheme="minorHAnsi"/>
+    </w:p>
+    <w:p>
+      <w:pPr>
+        <w:spacing w:line="240" w:lineRule="auto"/>
+        <w:rPr>
+          <w:rFonts w:ascii="Aptos" w:eastAsia="Calibri" w:hAnsi="Aptos" w:cs="Calibri"/>
           <w:color w:val="4472C4" w:themeColor="accent5"/>
+          <w:sz w:val="28"/>
+          <w:szCs w:val="28"/>
+        </w:rPr>
+      </w:pPr>
+      <w:r>
+        <w:rPr>
+          <w:rFonts w:ascii="Aptos" w:eastAsia="Calibri" w:hAnsi="Aptos" w:cs="Calibri"/>
+          <w:color w:val="4472C4" w:themeColor="accent5"/>
+          <w:sz w:val="28"/>
+          <w:szCs w:val="28"/>
+        </w:rPr>
+        <w:t>TOOLS &amp; SKILLS:</w:t>
+      </w:r>
+    </w:p>
+    <w:p>
+      <w:pPr>
+        <w:spacing w:line="240" w:lineRule="auto"/>
+        <w:jc w:val="both"/>
+        <w:rPr>
+          <w:rFonts w:ascii="Aptos" w:eastAsia="Calibri" w:hAnsi="Aptos" w:cs="Calibri"/>
+        </w:rPr>
+      </w:pPr>
+      <w:r>
+        <w:rPr>
+          <w:rFonts w:ascii="Aptos" w:eastAsia="Calibri" w:hAnsi="Aptos" w:cs="Calibri"/>
+          <w:b/>
+          <w:bCs/>
+        </w:rPr>
+        <w:t>Data Science &amp; Machine Learning</w:t>
+      </w:r>
+      <w:r>
+        <w:rPr>
+          <w:rFonts w:ascii="Aptos" w:eastAsia="Calibri" w:hAnsi="Aptos" w:cs="Calibri"/>
+        </w:rPr>
+        <w:t xml:space="preserve">: Scikit-learn, </w:t>
+      </w:r>
+      <w:proofErr w:type="spellStart"/>
+      <w:r>
+        <w:rPr>
+          <w:rFonts w:ascii="Aptos" w:eastAsia="Calibri" w:hAnsi="Aptos" w:cs="Calibri"/>
+        </w:rPr>
+        <w:t>PyTorch</w:t>
+      </w:r>
+      <w:proofErr w:type="spellEnd"/>
+      <w:r>
+        <w:rPr>
+          <w:rFonts w:ascii="Aptos" w:eastAsia="Calibri" w:hAnsi="Aptos" w:cs="Calibri"/>
+        </w:rPr>
+        <w:t xml:space="preserve">, TensorFlow, Apache Spark, </w:t>
+      </w:r>
+      <w:proofErr w:type="spellStart"/>
+      <w:r>
+        <w:rPr>
+          <w:rFonts w:ascii="Aptos" w:eastAsia="Calibri" w:hAnsi="Aptos" w:cs="Calibri"/>
+        </w:rPr>
+        <w:t>Jupyter</w:t>
+      </w:r>
+      <w:proofErr w:type="spellEnd"/>
+      <w:r>
+        <w:rPr>
+          <w:rFonts w:ascii="Aptos" w:eastAsia="Calibri" w:hAnsi="Aptos" w:cs="Calibri"/>
+        </w:rPr>
+        <w:t xml:space="preserve"> Notebook, Google </w:t>
+      </w:r>
+      <w:proofErr w:type="spellStart"/>
+      <w:r>
+        <w:rPr>
+          <w:rFonts w:ascii="Aptos" w:eastAsia="Calibri" w:hAnsi="Aptos" w:cs="Calibri"/>
+        </w:rPr>
+        <w:t>Colab</w:t>
+      </w:r>
+      <w:proofErr w:type="spellEnd"/>
+      <w:r>
+        <w:rPr>
+          <w:rFonts w:ascii="Aptos" w:eastAsia="Calibri" w:hAnsi="Aptos" w:cs="Calibri"/>
+        </w:rPr>
+        <w:t>, exploratory data analysis, feature engineering, model evaluation, and basic deep learning workflows</w:t>
+      </w:r>
+    </w:p>
+    <w:p>
+      <w:pPr>
+        <w:spacing w:line="240" w:lineRule="auto"/>
+        <w:jc w:val="both"/>
+        <w:rPr>
+          <w:rFonts w:ascii="Aptos" w:eastAsia="Calibri" w:hAnsi="Aptos" w:cs="Calibri"/>
+        </w:rPr>
+      </w:pPr>
+      <w:r>
+        <w:rPr>
+          <w:rFonts w:ascii="Aptos" w:eastAsia="Calibri" w:hAnsi="Aptos" w:cs="Calibri"/>
+          <w:b/>
+          <w:bCs/>
+        </w:rPr>
+        <w:t>Data Analysis, Visualisation &amp; Reporting</w:t>
+      </w:r>
+      <w:r>
+        <w:rPr>
+          <w:rFonts w:ascii="Aptos" w:eastAsia="Calibri" w:hAnsi="Aptos" w:cs="Calibri"/>
+        </w:rPr>
+        <w:t xml:space="preserve">: Power BI, Tableau, Microsoft Excel (Pivot Tables, VLOOKUP, basic macros), T-SQL, DAX, Power BI M language, API integration (REST), data cleaning, reporting automation, and dashboard development, </w:t>
+      </w:r>
+      <w:proofErr w:type="spellStart"/>
+      <w:r>
+        <w:rPr>
+          <w:rFonts w:ascii="Aptos" w:eastAsia="Calibri" w:hAnsi="Aptos" w:cs="Calibri"/>
+        </w:rPr>
+        <w:t>PowerBI</w:t>
+      </w:r>
+      <w:proofErr w:type="spellEnd"/>
+      <w:r>
+        <w:rPr>
+          <w:rFonts w:ascii="Aptos" w:eastAsia="Calibri" w:hAnsi="Aptos" w:cs="Calibri"/>
+        </w:rPr>
+        <w:t xml:space="preserve"> M language, DAX</w:t>
+      </w:r>
+    </w:p>
+    <w:p>
+      <w:pPr>
+        <w:spacing w:line="240" w:lineRule="auto"/>
+        <w:jc w:val="both"/>
+        <w:rPr>
+          <w:rFonts w:ascii="Aptos" w:eastAsia="Calibri" w:hAnsi="Aptos" w:cs="Calibri"/>
+        </w:rPr>
+      </w:pPr>
+      <w:r>
+        <w:rPr>
+          <w:rFonts w:ascii="Aptos" w:eastAsia="Calibri" w:hAnsi="Aptos" w:cs="Calibri"/>
+          <w:b/>
+          <w:bCs/>
+        </w:rPr>
+        <w:t>Databases &amp; Data Engineering</w:t>
+      </w:r>
+      <w:r>
+        <w:rPr>
+          <w:rFonts w:ascii="Aptos" w:eastAsia="Calibri" w:hAnsi="Aptos" w:cs="Calibri"/>
+        </w:rPr>
+        <w:t>: Relational database design, RDBMS management, SQL querying, data pipelines, data staging, and foundational data warehousing concepts (Kimball methodology)</w:t>
+      </w:r>
+    </w:p>
+    <w:p>
+      <w:pPr>
+        <w:spacing w:line="240" w:lineRule="auto"/>
+        <w:jc w:val="both"/>
+        <w:rPr>
+          <w:rFonts w:ascii="Aptos" w:eastAsia="Calibri" w:hAnsi="Aptos" w:cs="Calibri"/>
+        </w:rPr>
+      </w:pPr>
+      <w:r>
+        <w:rPr>
+          <w:rFonts w:ascii="Aptos" w:eastAsia="Calibri" w:hAnsi="Aptos" w:cs="Calibri"/>
+          <w:b/>
+          <w:bCs/>
+        </w:rPr>
+        <w:t>Software Engineering &amp; Development Tools</w:t>
+      </w:r>
+      <w:r>
+        <w:rPr>
+          <w:rFonts w:ascii="Aptos" w:eastAsia="Calibri" w:hAnsi="Aptos" w:cs="Calibri"/>
+        </w:rPr>
+        <w:t>: GitHub, GitLab, ActiveMQ, Docker, Linux, VS Code, IntelliJ, Agile development practices, debugging, and collaborative software development</w:t>
+      </w:r>
+    </w:p>
+    <w:p>
+      <w:pPr>
+        <w:spacing w:line="240" w:lineRule="auto"/>
+        <w:jc w:val="both"/>
+        <w:rPr>
+          <w:rFonts w:ascii="Aptos" w:eastAsia="Calibri" w:hAnsi="Aptos" w:cs="Calibri"/>
+        </w:rPr>
+      </w:pPr>
+      <w:r>
+        <w:rPr>
+          <w:rFonts w:ascii="Aptos" w:eastAsia="Calibri" w:hAnsi="Aptos" w:cs="Calibri"/>
+          <w:b/>
+          <w:bCs/>
+        </w:rPr>
+        <w:t>Cloud &amp; Infrastructure (Foundational)</w:t>
+      </w:r>
+      <w:r>
+        <w:rPr>
+          <w:rFonts w:ascii="Aptos" w:eastAsia="Calibri" w:hAnsi="Aptos" w:cs="Calibri"/>
+        </w:rPr>
+        <w:t>: Microsoft Azure, Oracle Cloud, basic DevOps concepts, and networking fundamentals</w:t>
+      </w:r>
+    </w:p>
+    <w:p>
+      <w:pPr>
+        <w:spacing w:line="240" w:lineRule="auto"/>
+        <w:jc w:val="both"/>
+        <w:rPr>
+          <w:rFonts w:ascii="Aptos" w:eastAsia="Calibri" w:hAnsi="Aptos" w:cs="Calibri"/>
+        </w:rPr>
+      </w:pPr>
+      <w:r>
+        <w:rPr>
+          <w:rFonts w:ascii="Aptos" w:eastAsia="Calibri" w:hAnsi="Aptos" w:cs="Calibri"/>
+          <w:b/>
+          <w:bCs/>
+        </w:rPr>
+        <w:t>Statistical &amp; Analytical Competencies</w:t>
+      </w:r>
+      <w:r>
+        <w:rPr>
+          <w:rFonts w:ascii="Aptos" w:eastAsia="Calibri" w:hAnsi="Aptos" w:cs="Calibri"/>
+        </w:rPr>
+        <w:t>: Statistical analysis, problem decomposition, algorithmic thinking, object-relational mapping (ORM), and applied data-driven decision-making</w:t>
+      </w:r>
+    </w:p>
+    <w:p>
+      <w:pPr>
+        <w:spacing w:line="240" w:lineRule="auto"/>
+        <w:jc w:val="both"/>
+        <w:rPr>
+          <w:rFonts w:ascii="Aptos" w:eastAsia="Calibri" w:hAnsi="Aptos" w:cs="Calibri"/>
           <w:sz w:val="24"/>
           <w:szCs w:val="24"/>
         </w:rPr>
       </w:pPr>
-      <w:r>
+    </w:p>
+    <w:p>
+      <w:pPr>
+        <w:spacing w:line="240" w:lineRule="auto"/>
+        <w:rPr>
+          <w:rFonts w:ascii="Aptos" w:eastAsia="Calibri" w:hAnsi="Aptos" w:cs="Calibri"/>
+          <w:color w:val="4472C4" w:themeColor="accent5"/>
+          <w:sz w:val="28"/>
+          <w:szCs w:val="28"/>
+        </w:rPr>
+      </w:pPr>
+      <w:r>
+        <w:rPr>
+          <w:rFonts w:ascii="Aptos" w:eastAsia="Calibri" w:hAnsi="Aptos" w:cs="Calibri"/>
+          <w:color w:val="4472C4" w:themeColor="accent5"/>
+          <w:sz w:val="28"/>
+          <w:szCs w:val="28"/>
+        </w:rPr>
+        <w:t>REFEREES:</w:t>
+      </w:r>
+    </w:p>
+    <w:p>
+      <w:pPr>
+        <w:spacing w:line="240" w:lineRule="auto"/>
+        <w:jc w:val="both"/>
         <w:rPr>
           <w:rFonts w:ascii="Aptos" w:hAnsi="Aptos" w:cstheme="minorHAnsi"/>
-          <w:color w:val="4472C4" w:themeColor="accent5"/>
-          <w:sz w:val="24"/>
-          <w:szCs w:val="24"/>
-        </w:rPr>
-        <w:t xml:space="preserve">TOOLS &amp; </w:t>
-      </w:r>
+        </w:rPr>
+      </w:pPr>
+      <w:proofErr w:type="spellStart"/>
       <w:r>
         <w:rPr>
           <w:rFonts w:ascii="Aptos" w:hAnsi="Aptos" w:cstheme="minorHAnsi"/>
-          <w:color w:val="4472C4" w:themeColor="accent5"/>
-          <w:sz w:val="24"/>
-          <w:szCs w:val="24"/>
-        </w:rPr>
-        <w:t>SKILLS:</w:t>
-      </w:r>
-    </w:p>
-    <w:p>
-      <w:pPr>
-        <w:jc w:val="both"/>
+          <w:b/>
+          <w:bCs/>
+        </w:rPr>
+        <w:t>Nolundi</w:t>
+      </w:r>
+      <w:proofErr w:type="spellEnd"/>
+      <w:r>
         <w:rPr>
           <w:rFonts w:ascii="Aptos" w:hAnsi="Aptos" w:cstheme="minorHAnsi"/>
-        </w:rPr>
-      </w:pPr>
+          <w:b/>
+          <w:bCs/>
+        </w:rPr>
+        <w:t xml:space="preserve"> Mahlwabi</w:t>
+      </w:r>
       <w:r>
         <w:rPr>
           <w:rFonts w:ascii="Aptos" w:hAnsi="Aptos" w:cstheme="minorHAnsi"/>
-          <w:b/>
-          <w:bCs/>
-        </w:rPr>
-        <w:t>Data Science &amp; Machine Learning</w:t>
-      </w:r>
-      <w:r>
+        </w:rPr>
+        <w:t>, Colleague – The South African Breweries</w:t>
+      </w:r>
+    </w:p>
+    <w:p>
+      <w:pPr>
+        <w:spacing w:line="240" w:lineRule="auto"/>
+        <w:jc w:val="both"/>
         <w:rPr>
           <w:rFonts w:ascii="Aptos" w:hAnsi="Aptos" w:cstheme="minorHAnsi"/>
         </w:rPr>
-        <w:t xml:space="preserve">: </w:t>
-      </w:r>
+      </w:pPr>
       <w:r>
         <w:rPr>
           <w:rFonts w:ascii="Aptos" w:hAnsi="Aptos" w:cstheme="minorHAnsi"/>
         </w:rPr>
-        <w:t xml:space="preserve">Scikit-learn, </w:t>
-      </w:r>
-      <w:proofErr w:type="spellStart"/>
-      <w:r>
-        <w:rPr>
-          <w:rFonts w:ascii="Aptos" w:hAnsi="Aptos" w:cstheme="minorHAnsi"/>
-        </w:rPr>
-        <w:t>PyTorch</w:t>
-      </w:r>
-      <w:proofErr w:type="spellEnd"/>
-      <w:r>
-        <w:rPr>
-          <w:rFonts w:ascii="Aptos" w:hAnsi="Aptos" w:cstheme="minorHAnsi"/>
-        </w:rPr>
-        <w:t xml:space="preserve">, TensorFlow, Apache Spark, </w:t>
-      </w:r>
-      <w:proofErr w:type="spellStart"/>
-      <w:r>
-        <w:rPr>
-          <w:rFonts w:ascii="Aptos" w:hAnsi="Aptos" w:cstheme="minorHAnsi"/>
-        </w:rPr>
-        <w:t>Jupyter</w:t>
-      </w:r>
-      <w:proofErr w:type="spellEnd"/>
-      <w:r>
-        <w:rPr>
-          <w:rFonts w:ascii="Aptos" w:hAnsi="Aptos" w:cstheme="minorHAnsi"/>
-        </w:rPr>
-        <w:t xml:space="preserve"> Notebook, Google </w:t>
-      </w:r>
-      <w:proofErr w:type="spellStart"/>
-      <w:r>
-        <w:rPr>
-          <w:rFonts w:ascii="Aptos" w:hAnsi="Aptos" w:cstheme="minorHAnsi"/>
-        </w:rPr>
-        <w:t>Colab</w:t>
-      </w:r>
-      <w:proofErr w:type="spellEnd"/>
-      <w:r>
-        <w:rPr>
-          <w:rFonts w:ascii="Aptos" w:hAnsi="Aptos" w:cstheme="minorHAnsi"/>
-        </w:rPr>
-        <w:t>, exploratory data analysis, feature engineering, model evaluation,</w:t>
-      </w:r>
-      <w:r>
-        <w:rPr>
-          <w:rFonts w:ascii="Aptos" w:hAnsi="Aptos" w:cstheme="minorHAnsi"/>
-        </w:rPr>
-        <w:t xml:space="preserve"> </w:t>
-      </w:r>
-      <w:r>
-        <w:rPr>
-          <w:rFonts w:ascii="Aptos" w:hAnsi="Aptos" w:cstheme="minorHAnsi"/>
-        </w:rPr>
-        <w:t xml:space="preserve">basic deep learning workflows, </w:t>
-      </w:r>
-      <w:proofErr w:type="spellStart"/>
-      <w:r>
-        <w:rPr>
-          <w:rFonts w:ascii="Aptos" w:hAnsi="Aptos" w:cstheme="minorHAnsi"/>
-        </w:rPr>
-        <w:t>PowerBI</w:t>
-      </w:r>
-      <w:proofErr w:type="spellEnd"/>
-    </w:p>
-    <w:p>
-      <w:pPr>
-        <w:jc w:val="both"/>
-        <w:rPr>
-          <w:rFonts w:ascii="Aptos" w:hAnsi="Aptos" w:cstheme="minorHAnsi"/>
-        </w:rPr>
-      </w:pPr>
-      <w:r>
-        <w:rPr>
-          <w:rFonts w:ascii="Aptos" w:hAnsi="Aptos" w:cstheme="minorHAnsi"/>
-          <w:b/>
-          <w:bCs/>
-        </w:rPr>
-        <w:lastRenderedPageBreak/>
-        <w:t>Data Analysis, Visualisation &amp; Reporting</w:t>
-      </w:r>
-      <w:r>
-        <w:rPr>
-          <w:rFonts w:ascii="Aptos" w:hAnsi="Aptos" w:cstheme="minorHAnsi"/>
-        </w:rPr>
-        <w:t xml:space="preserve">: </w:t>
-      </w:r>
-      <w:r>
-        <w:rPr>
-          <w:rFonts w:ascii="Aptos" w:hAnsi="Aptos" w:cstheme="minorHAnsi"/>
-        </w:rPr>
-        <w:t>Power BI, Tableau, Microsoft Excel (Pivot Tables, VLOOKUP, basic macros), T-SQL, Power BI M</w:t>
-      </w:r>
-      <w:r>
-        <w:rPr>
-          <w:rFonts w:ascii="Aptos" w:hAnsi="Aptos" w:cstheme="minorHAnsi"/>
-        </w:rPr>
-        <w:t xml:space="preserve"> &amp; DAX</w:t>
-      </w:r>
-      <w:r>
-        <w:rPr>
-          <w:rFonts w:ascii="Aptos" w:hAnsi="Aptos" w:cstheme="minorHAnsi"/>
-        </w:rPr>
-        <w:t xml:space="preserve"> language, API integration (REST), data cleaning, reporting automation, dashboard development</w:t>
-      </w:r>
-    </w:p>
-    <w:p>
-      <w:pPr>
-        <w:jc w:val="both"/>
-        <w:rPr>
-          <w:rFonts w:ascii="Aptos" w:hAnsi="Aptos" w:cstheme="minorHAnsi"/>
-        </w:rPr>
-      </w:pPr>
-      <w:r>
-        <w:rPr>
-          <w:rFonts w:ascii="Aptos" w:hAnsi="Aptos" w:cstheme="minorHAnsi"/>
-          <w:b/>
-          <w:bCs/>
-        </w:rPr>
-        <w:t>Databases &amp; Data Engineering</w:t>
-      </w:r>
-      <w:r>
-        <w:rPr>
-          <w:rFonts w:ascii="Aptos" w:hAnsi="Aptos" w:cstheme="minorHAnsi"/>
-        </w:rPr>
-        <w:t xml:space="preserve">: </w:t>
-      </w:r>
-      <w:r>
-        <w:rPr>
-          <w:rFonts w:ascii="Aptos" w:hAnsi="Aptos" w:cstheme="minorHAnsi"/>
-        </w:rPr>
-        <w:t>Relational database design, RDBMS management, SQL querying, data pipelines, data staging, and foundational data warehousing concepts (Kimball methodology)</w:t>
-      </w:r>
-    </w:p>
-    <w:p>
-      <w:pPr>
-        <w:jc w:val="both"/>
-        <w:rPr>
-          <w:rFonts w:ascii="Aptos" w:hAnsi="Aptos" w:cstheme="minorHAnsi"/>
-        </w:rPr>
-      </w:pPr>
-      <w:r>
-        <w:rPr>
-          <w:rFonts w:ascii="Aptos" w:hAnsi="Aptos" w:cstheme="minorHAnsi"/>
-          <w:b/>
-          <w:bCs/>
-        </w:rPr>
-        <w:t>Software Engineering &amp; Development Tools</w:t>
-      </w:r>
-      <w:r>
-        <w:rPr>
-          <w:rFonts w:ascii="Aptos" w:hAnsi="Aptos" w:cstheme="minorHAnsi"/>
-        </w:rPr>
-        <w:t xml:space="preserve">: </w:t>
-      </w:r>
-      <w:r>
-        <w:rPr>
-          <w:rFonts w:ascii="Aptos" w:hAnsi="Aptos" w:cstheme="minorHAnsi"/>
-        </w:rPr>
-        <w:t>GitHub, GitLab, Docker, Linux, VS Code, IntelliJ, Agile development practices, test-driven development (TDD), debugging, collaborative software development</w:t>
-      </w:r>
-      <w:r>
-        <w:rPr>
-          <w:rFonts w:ascii="Aptos" w:hAnsi="Aptos" w:cstheme="minorHAnsi"/>
-        </w:rPr>
-        <w:t>,</w:t>
-      </w:r>
-      <w:r>
-        <w:rPr>
-          <w:rFonts w:ascii="Aptos" w:hAnsi="Aptos" w:cstheme="minorHAnsi"/>
-        </w:rPr>
-        <w:t xml:space="preserve"> Java, Python, HTML, CSS, JavaScript, React.js</w:t>
-      </w:r>
-      <w:r>
-        <w:rPr>
-          <w:rFonts w:ascii="Aptos" w:hAnsi="Aptos" w:cstheme="minorHAnsi"/>
-        </w:rPr>
-        <w:t xml:space="preserve"> languages</w:t>
-      </w:r>
-    </w:p>
-    <w:p>
-      <w:pPr>
-        <w:jc w:val="both"/>
-        <w:rPr>
-          <w:rFonts w:ascii="Aptos" w:hAnsi="Aptos" w:cstheme="minorHAnsi"/>
-        </w:rPr>
-      </w:pPr>
-      <w:r>
-        <w:rPr>
-          <w:rFonts w:ascii="Aptos" w:hAnsi="Aptos" w:cstheme="minorHAnsi"/>
-          <w:b/>
-          <w:bCs/>
-        </w:rPr>
-        <w:t>Cloud &amp; Infrastructure (Foundational)</w:t>
-      </w:r>
-      <w:r>
-        <w:rPr>
-          <w:rFonts w:ascii="Aptos" w:hAnsi="Aptos" w:cstheme="minorHAnsi"/>
-        </w:rPr>
-        <w:t xml:space="preserve">: </w:t>
-      </w:r>
-      <w:r>
-        <w:rPr>
-          <w:rFonts w:ascii="Aptos" w:hAnsi="Aptos" w:cstheme="minorHAnsi"/>
-        </w:rPr>
-        <w:t>Microsoft Azure, Oracle Cloud, basic DevOps concepts, and networking fundamentals</w:t>
-      </w:r>
-    </w:p>
-    <w:p>
-      <w:pPr>
-        <w:jc w:val="both"/>
-        <w:rPr>
-          <w:rFonts w:ascii="Aptos" w:hAnsi="Aptos" w:cstheme="minorHAnsi"/>
-        </w:rPr>
-      </w:pPr>
-      <w:r>
-        <w:rPr>
-          <w:rFonts w:ascii="Aptos" w:hAnsi="Aptos" w:cstheme="minorHAnsi"/>
-          <w:b/>
-          <w:bCs/>
-        </w:rPr>
-        <w:t>Statistical &amp; Analytical Competencies</w:t>
-      </w:r>
-      <w:r>
-        <w:rPr>
-          <w:rFonts w:ascii="Aptos" w:hAnsi="Aptos" w:cstheme="minorHAnsi"/>
-        </w:rPr>
-        <w:t xml:space="preserve">: </w:t>
-      </w:r>
-      <w:r>
-        <w:rPr>
-          <w:rFonts w:ascii="Aptos" w:hAnsi="Aptos" w:cstheme="minorHAnsi"/>
-        </w:rPr>
-        <w:t>Statistical analysis, problem decomposition, algorithmic thinking, object-relational mapping (ORM), and applied data-driven decision-making</w:t>
-      </w:r>
-    </w:p>
-    <w:p>
-      <w:pPr>
-        <w:jc w:val="both"/>
-        <w:rPr>
-          <w:rFonts w:ascii="Aptos" w:hAnsi="Aptos" w:cstheme="minorHAnsi"/>
-        </w:rPr>
-      </w:pPr>
-    </w:p>
-    <w:p>
-      <w:pPr>
-        <w:rPr>
-          <w:rFonts w:ascii="Aptos" w:hAnsi="Aptos" w:cstheme="minorHAnsi"/>
-          <w:color w:val="4472C4" w:themeColor="accent5"/>
-          <w:sz w:val="24"/>
-          <w:szCs w:val="24"/>
-        </w:rPr>
-      </w:pPr>
-      <w:r>
-        <w:rPr>
-          <w:rFonts w:ascii="Aptos" w:hAnsi="Aptos" w:cstheme="minorHAnsi"/>
-          <w:color w:val="4472C4" w:themeColor="accent5"/>
-          <w:sz w:val="24"/>
-          <w:szCs w:val="24"/>
-        </w:rPr>
-        <w:t>REFEREES:</w:t>
-      </w:r>
-    </w:p>
-    <w:p>
-      <w:pPr>
-        <w:jc w:val="both"/>
-        <w:rPr>
-          <w:rFonts w:ascii="Aptos" w:hAnsi="Aptos" w:cstheme="minorHAnsi"/>
-        </w:rPr>
-      </w:pPr>
-      <w:proofErr w:type="spellStart"/>
-      <w:r>
-        <w:rPr>
-          <w:rFonts w:ascii="Aptos" w:hAnsi="Aptos" w:cstheme="minorHAnsi"/>
-        </w:rPr>
-        <w:t>Nolundi</w:t>
-      </w:r>
-      <w:proofErr w:type="spellEnd"/>
-      <w:r>
-        <w:rPr>
-          <w:rFonts w:ascii="Aptos" w:hAnsi="Aptos" w:cstheme="minorHAnsi"/>
-        </w:rPr>
-        <w:t xml:space="preserve"> Mahlwabi</w:t>
-      </w:r>
-      <w:r>
-        <w:rPr>
-          <w:rFonts w:ascii="Aptos" w:hAnsi="Aptos" w:cstheme="minorHAnsi"/>
-        </w:rPr>
-        <w:t xml:space="preserve">, </w:t>
-      </w:r>
-      <w:r>
-        <w:rPr>
-          <w:rFonts w:ascii="Aptos" w:hAnsi="Aptos" w:cstheme="minorHAnsi"/>
-        </w:rPr>
-        <w:t>Colleague – The South African Breweries</w:t>
-      </w:r>
-    </w:p>
-    <w:p>
-      <w:pPr>
-        <w:jc w:val="both"/>
-        <w:rPr>
-          <w:rFonts w:ascii="Aptos" w:hAnsi="Aptos" w:cstheme="minorHAnsi"/>
-        </w:rPr>
-      </w:pPr>
-      <w:r>
-        <w:rPr>
-          <w:rFonts w:ascii="Aptos" w:hAnsi="Aptos" w:cstheme="minorHAnsi"/>
-        </w:rPr>
-        <w:t>Cell: +27722223392</w:t>
-      </w:r>
-      <w:r>
-        <w:rPr>
-          <w:rFonts w:ascii="Aptos" w:hAnsi="Aptos" w:cstheme="minorHAnsi"/>
-        </w:rPr>
-        <w:t xml:space="preserve">, </w:t>
-      </w:r>
-      <w:r>
-        <w:rPr>
-          <w:rFonts w:ascii="Aptos" w:hAnsi="Aptos" w:cstheme="minorHAnsi"/>
-        </w:rPr>
-        <w:t xml:space="preserve">Email: </w:t>
+        <w:t xml:space="preserve">Cell: +27722223392, Email: </w:t>
       </w:r>
       <w:hyperlink r:id="rId8" w:history="1">
         <w:r>
@@ -1924,68 +2050,58 @@
     </w:p>
     <w:p>
       <w:pPr>
-        <w:jc w:val="both"/>
-        <w:rPr>
-          <w:rFonts w:ascii="Aptos" w:hAnsi="Aptos" w:cstheme="minorHAnsi"/>
-        </w:rPr>
-      </w:pPr>
-    </w:p>
-    <w:p>
-      <w:pPr>
-        <w:jc w:val="both"/>
-        <w:rPr>
-          <w:rFonts w:ascii="Aptos" w:hAnsi="Aptos" w:cstheme="minorHAnsi"/>
-        </w:rPr>
-      </w:pPr>
-      <w:r>
-        <w:rPr>
-          <w:rFonts w:ascii="Aptos" w:hAnsi="Aptos" w:cstheme="minorHAnsi"/>
+        <w:spacing w:line="240" w:lineRule="auto"/>
+        <w:rPr>
+          <w:rFonts w:ascii="Aptos" w:eastAsia="Calibri" w:hAnsi="Aptos" w:cs="Calibri"/>
+          <w:color w:val="4472C4" w:themeColor="accent5"/>
+          <w:sz w:val="28"/>
+          <w:szCs w:val="28"/>
+        </w:rPr>
+      </w:pPr>
+    </w:p>
+    <w:p>
+      <w:pPr>
+        <w:spacing w:line="240" w:lineRule="auto"/>
+        <w:jc w:val="both"/>
+        <w:rPr>
+          <w:rFonts w:ascii="Aptos" w:eastAsia="Calibri" w:hAnsi="Aptos" w:cs="Calibri"/>
+        </w:rPr>
+      </w:pPr>
+      <w:r>
+        <w:rPr>
+          <w:rFonts w:ascii="Aptos" w:eastAsia="Calibri" w:hAnsi="Aptos" w:cs="Calibri"/>
+          <w:b/>
+          <w:bCs/>
         </w:rPr>
         <w:t>Dr Sylvester I. Omoruyi</w:t>
       </w:r>
       <w:r>
         <w:rPr>
-          <w:rFonts w:ascii="Aptos" w:hAnsi="Aptos" w:cstheme="minorHAnsi"/>
-        </w:rPr>
-        <w:t xml:space="preserve">, </w:t>
-      </w:r>
-      <w:r>
-        <w:rPr>
-          <w:rFonts w:ascii="Aptos" w:hAnsi="Aptos" w:cstheme="minorHAnsi"/>
-        </w:rPr>
-        <w:t xml:space="preserve">Former Supervisor – University of the Witwatersrand School of Anatomical Science </w:t>
-      </w:r>
-    </w:p>
-    <w:p>
-      <w:pPr>
-        <w:jc w:val="both"/>
-        <w:rPr>
-          <w:rFonts w:ascii="Aptos" w:hAnsi="Aptos" w:cstheme="minorHAnsi"/>
-        </w:rPr>
-      </w:pPr>
-      <w:r>
-        <w:rPr>
-          <w:rFonts w:ascii="Aptos" w:hAnsi="Aptos" w:cstheme="minorHAnsi"/>
-        </w:rPr>
-        <w:t>Tel: +27117172445</w:t>
-      </w:r>
-      <w:r>
-        <w:rPr>
-          <w:rFonts w:ascii="Aptos" w:hAnsi="Aptos" w:cstheme="minorHAnsi"/>
-        </w:rPr>
-        <w:t xml:space="preserve">, </w:t>
-      </w:r>
-      <w:r>
-        <w:rPr>
-          <w:rFonts w:ascii="Aptos" w:hAnsi="Aptos" w:cstheme="minorHAnsi"/>
-        </w:rPr>
-        <w:t xml:space="preserve">Email: </w:t>
+          <w:rFonts w:ascii="Aptos" w:eastAsia="Calibri" w:hAnsi="Aptos" w:cs="Calibri"/>
+        </w:rPr>
+        <w:t xml:space="preserve">, Supervisor – University of the Witwatersrand School of Anatomical Science </w:t>
+      </w:r>
+    </w:p>
+    <w:p>
+      <w:pPr>
+        <w:spacing w:line="240" w:lineRule="auto"/>
+        <w:jc w:val="both"/>
+        <w:rPr>
+          <w:rFonts w:ascii="Aptos" w:eastAsia="Calibri" w:hAnsi="Aptos" w:cs="Calibri"/>
+        </w:rPr>
+      </w:pPr>
+      <w:r>
+        <w:rPr>
+          <w:rFonts w:ascii="Aptos" w:eastAsia="Calibri" w:hAnsi="Aptos" w:cs="Calibri"/>
+        </w:rPr>
+        <w:t xml:space="preserve">Tel: +27117172445, Email: </w:t>
       </w:r>
       <w:hyperlink r:id="rId9" w:history="1">
         <w:r>
           <w:rPr>
-            <w:rStyle w:val="Hyperlink"/>
-            <w:rFonts w:ascii="Aptos" w:hAnsi="Aptos" w:cstheme="minorHAnsi"/>
+            <w:rFonts w:ascii="Aptos" w:eastAsia="Calibri" w:hAnsi="Aptos" w:cs="Calibri"/>
+            <w:color w:val="0563C1" w:themeColor="hyperlink"/>
+            <w:u w:val="single"/>
           </w:rPr>
           <w:t>sylvester.omoruyi@wits.ac.za</w:t>
         </w:r>
@@ -1993,70 +2109,87 @@
     </w:p>
     <w:p>
       <w:pPr>
+        <w:spacing w:line="240" w:lineRule="auto"/>
+        <w:jc w:val="both"/>
+        <w:rPr>
+          <w:rFonts w:ascii="Aptos" w:eastAsia="Calibri" w:hAnsi="Aptos" w:cs="Calibri"/>
+        </w:rPr>
+      </w:pPr>
+    </w:p>
+    <w:p>
+      <w:pPr>
+        <w:spacing w:line="240" w:lineRule="auto"/>
         <w:jc w:val="both"/>
         <w:rPr>
           <w:rFonts w:ascii="Aptos" w:hAnsi="Aptos" w:cstheme="minorHAnsi"/>
         </w:rPr>
       </w:pPr>
-    </w:p>
-    <w:p>
-      <w:pPr>
-        <w:jc w:val="both"/>
+      <w:r>
         <w:rPr>
           <w:rFonts w:ascii="Aptos" w:hAnsi="Aptos" w:cstheme="minorHAnsi"/>
-        </w:rPr>
-      </w:pPr>
+          <w:b/>
+          <w:bCs/>
+        </w:rPr>
+        <w:t>Nakitha van Jaarsveld</w:t>
+      </w:r>
+      <w:r>
+        <w:rPr>
+          <w:rFonts w:ascii="Aptos" w:hAnsi="Aptos" w:cstheme="minorHAnsi"/>
+        </w:rPr>
+        <w:t xml:space="preserve">, </w:t>
+      </w:r>
+      <w:r>
+        <w:rPr>
+          <w:rFonts w:ascii="Aptos" w:hAnsi="Aptos" w:cstheme="minorHAnsi"/>
+        </w:rPr>
+        <w:t>Supervisor</w:t>
+      </w:r>
+      <w:r>
+        <w:rPr>
+          <w:rFonts w:ascii="Aptos" w:hAnsi="Aptos" w:cstheme="minorHAnsi"/>
+        </w:rPr>
+        <w:t xml:space="preserve"> – </w:t>
+      </w:r>
       <w:proofErr w:type="spellStart"/>
       <w:r>
         <w:rPr>
           <w:rFonts w:ascii="Aptos" w:hAnsi="Aptos" w:cstheme="minorHAnsi"/>
         </w:rPr>
-        <w:t>Kirty</w:t>
+        <w:t>WeThinkCode</w:t>
       </w:r>
       <w:proofErr w:type="spellEnd"/>
       <w:r>
         <w:rPr>
           <w:rFonts w:ascii="Aptos" w:hAnsi="Aptos" w:cstheme="minorHAnsi"/>
         </w:rPr>
-        <w:t xml:space="preserve"> Naran</w:t>
-      </w:r>
-      <w:r>
+        <w:t>_</w:t>
+      </w:r>
+    </w:p>
+    <w:p>
+      <w:pPr>
+        <w:spacing w:line="240" w:lineRule="auto"/>
+        <w:jc w:val="both"/>
         <w:rPr>
           <w:rFonts w:ascii="Aptos" w:hAnsi="Aptos" w:cstheme="minorHAnsi"/>
         </w:rPr>
-        <w:t xml:space="preserve">, </w:t>
-      </w:r>
+      </w:pPr>
       <w:r>
         <w:rPr>
           <w:rFonts w:ascii="Aptos" w:hAnsi="Aptos" w:cstheme="minorHAnsi"/>
         </w:rPr>
-        <w:t>Talent and Development Lead – The South African Breweries</w:t>
-      </w:r>
-    </w:p>
-    <w:p>
-      <w:pPr>
-        <w:jc w:val="both"/>
+        <w:t>Cell: +27</w:t>
+      </w:r>
+      <w:r>
         <w:rPr>
           <w:rFonts w:ascii="Aptos" w:hAnsi="Aptos" w:cstheme="minorHAnsi"/>
         </w:rPr>
-      </w:pPr>
+        <w:t>604548184</w:t>
+      </w:r>
       <w:r>
         <w:rPr>
           <w:rFonts w:ascii="Aptos" w:hAnsi="Aptos" w:cstheme="minorHAnsi"/>
         </w:rPr>
-        <w:t>Cell: +27722875770</w:t>
-      </w:r>
-      <w:r>
-        <w:rPr>
-          <w:rFonts w:ascii="Aptos" w:hAnsi="Aptos" w:cstheme="minorHAnsi"/>
-        </w:rPr>
-        <w:t xml:space="preserve">, </w:t>
-      </w:r>
-      <w:r>
-        <w:rPr>
-          <w:rFonts w:ascii="Aptos" w:hAnsi="Aptos" w:cstheme="minorHAnsi"/>
-        </w:rPr>
-        <w:t xml:space="preserve">Email: </w:t>
+        <w:t xml:space="preserve">, Email: </w:t>
       </w:r>
       <w:hyperlink r:id="rId10" w:history="1">
         <w:r>
@@ -2064,7 +2197,7 @@
             <w:rStyle w:val="Hyperlink"/>
             <w:rFonts w:ascii="Aptos" w:hAnsi="Aptos" w:cstheme="minorHAnsi"/>
           </w:rPr>
-          <w:t>kirty.naran@za.ab-inbev.com</w:t>
+          <w:t>nvanjaa021@students.wethinkcode.co.za</w:t>
         </w:r>
       </w:hyperlink>
     </w:p>
@@ -2195,6 +2328,119 @@
     </w:lvl>
   </w:abstractNum>
   <w:abstractNum w:abstractNumId="1" w15:restartNumberingAfterBreak="0">
+    <w:nsid w:val="1DFC1216"/>
+    <w:multiLevelType w:val="hybridMultilevel"/>
+    <w:tmpl w:val="F112D580"/>
+    <w:lvl w:ilvl="0" w:tplc="1C090001">
+      <w:start w:val="1"/>
+      <w:numFmt w:val="bullet"/>
+      <w:lvlText w:val=""/>
+      <w:lvlJc w:val="left"/>
+      <w:pPr>
+        <w:ind w:left="720" w:hanging="360"/>
+      </w:pPr>
+      <w:rPr>
+        <w:rFonts w:ascii="Symbol" w:hAnsi="Symbol" w:hint="default"/>
+      </w:rPr>
+    </w:lvl>
+    <w:lvl w:ilvl="1" w:tplc="1C090003">
+      <w:start w:val="1"/>
+      <w:numFmt w:val="bullet"/>
+      <w:lvlText w:val="o"/>
+      <w:lvlJc w:val="left"/>
+      <w:pPr>
+        <w:ind w:left="1440" w:hanging="360"/>
+      </w:pPr>
+      <w:rPr>
+        <w:rFonts w:ascii="Courier New" w:hAnsi="Courier New" w:cs="Courier New" w:hint="default"/>
+      </w:rPr>
+    </w:lvl>
+    <w:lvl w:ilvl="2" w:tplc="1C090005">
+      <w:start w:val="1"/>
+      <w:numFmt w:val="bullet"/>
+      <w:lvlText w:val=""/>
+      <w:lvlJc w:val="left"/>
+      <w:pPr>
+        <w:ind w:left="2160" w:hanging="360"/>
+      </w:pPr>
+      <w:rPr>
+        <w:rFonts w:ascii="Wingdings" w:hAnsi="Wingdings" w:hint="default"/>
+      </w:rPr>
+    </w:lvl>
+    <w:lvl w:ilvl="3" w:tplc="1C090001">
+      <w:start w:val="1"/>
+      <w:numFmt w:val="bullet"/>
+      <w:lvlText w:val=""/>
+      <w:lvlJc w:val="left"/>
+      <w:pPr>
+        <w:ind w:left="2880" w:hanging="360"/>
+      </w:pPr>
+      <w:rPr>
+        <w:rFonts w:ascii="Symbol" w:hAnsi="Symbol" w:hint="default"/>
+      </w:rPr>
+    </w:lvl>
+    <w:lvl w:ilvl="4" w:tplc="1C090003">
+      <w:start w:val="1"/>
+      <w:numFmt w:val="bullet"/>
+      <w:lvlText w:val="o"/>
+      <w:lvlJc w:val="left"/>
+      <w:pPr>
+        <w:ind w:left="3600" w:hanging="360"/>
+      </w:pPr>
+      <w:rPr>
+        <w:rFonts w:ascii="Courier New" w:hAnsi="Courier New" w:cs="Courier New" w:hint="default"/>
+      </w:rPr>
+    </w:lvl>
+    <w:lvl w:ilvl="5" w:tplc="1C090005">
+      <w:start w:val="1"/>
+      <w:numFmt w:val="bullet"/>
+      <w:lvlText w:val=""/>
+      <w:lvlJc w:val="left"/>
+      <w:pPr>
+        <w:ind w:left="4320" w:hanging="360"/>
+      </w:pPr>
+      <w:rPr>
+        <w:rFonts w:ascii="Wingdings" w:hAnsi="Wingdings" w:hint="default"/>
+      </w:rPr>
+    </w:lvl>
+    <w:lvl w:ilvl="6" w:tplc="1C090001">
+      <w:start w:val="1"/>
+      <w:numFmt w:val="bullet"/>
+      <w:lvlText w:val=""/>
+      <w:lvlJc w:val="left"/>
+      <w:pPr>
+        <w:ind w:left="5040" w:hanging="360"/>
+      </w:pPr>
+      <w:rPr>
+        <w:rFonts w:ascii="Symbol" w:hAnsi="Symbol" w:hint="default"/>
+      </w:rPr>
+    </w:lvl>
+    <w:lvl w:ilvl="7" w:tplc="1C090003">
+      <w:start w:val="1"/>
+      <w:numFmt w:val="bullet"/>
+      <w:lvlText w:val="o"/>
+      <w:lvlJc w:val="left"/>
+      <w:pPr>
+        <w:ind w:left="5760" w:hanging="360"/>
+      </w:pPr>
+      <w:rPr>
+        <w:rFonts w:ascii="Courier New" w:hAnsi="Courier New" w:cs="Courier New" w:hint="default"/>
+      </w:rPr>
+    </w:lvl>
+    <w:lvl w:ilvl="8" w:tplc="1C090005">
+      <w:start w:val="1"/>
+      <w:numFmt w:val="bullet"/>
+      <w:lvlText w:val=""/>
+      <w:lvlJc w:val="left"/>
+      <w:pPr>
+        <w:ind w:left="6480" w:hanging="360"/>
+      </w:pPr>
+      <w:rPr>
+        <w:rFonts w:ascii="Wingdings" w:hAnsi="Wingdings" w:hint="default"/>
+      </w:rPr>
+    </w:lvl>
+  </w:abstractNum>
+  <w:abstractNum w:abstractNumId="2" w15:restartNumberingAfterBreak="0">
     <w:nsid w:val="209B0820"/>
     <w:multiLevelType w:val="hybridMultilevel"/>
     <w:tmpl w:val="D004D5D0"/>
@@ -2307,7 +2553,7 @@
       </w:rPr>
     </w:lvl>
   </w:abstractNum>
-  <w:abstractNum w:abstractNumId="2" w15:restartNumberingAfterBreak="0">
+  <w:abstractNum w:abstractNumId="3" w15:restartNumberingAfterBreak="0">
     <w:nsid w:val="21614C45"/>
     <w:multiLevelType w:val="hybridMultilevel"/>
     <w:tmpl w:val="60F2ABC4"/>
@@ -2420,7 +2666,7 @@
       </w:rPr>
     </w:lvl>
   </w:abstractNum>
-  <w:abstractNum w:abstractNumId="3" w15:restartNumberingAfterBreak="0">
+  <w:abstractNum w:abstractNumId="4" w15:restartNumberingAfterBreak="0">
     <w:nsid w:val="24C317A5"/>
     <w:multiLevelType w:val="hybridMultilevel"/>
     <w:tmpl w:val="AEA6C358"/>
@@ -2533,7 +2779,7 @@
       </w:rPr>
     </w:lvl>
   </w:abstractNum>
-  <w:abstractNum w:abstractNumId="4" w15:restartNumberingAfterBreak="0">
+  <w:abstractNum w:abstractNumId="5" w15:restartNumberingAfterBreak="0">
     <w:nsid w:val="25BB2779"/>
     <w:multiLevelType w:val="hybridMultilevel"/>
     <w:tmpl w:val="001EE188"/>
@@ -2646,7 +2892,7 @@
       </w:rPr>
     </w:lvl>
   </w:abstractNum>
-  <w:abstractNum w:abstractNumId="5" w15:restartNumberingAfterBreak="0">
+  <w:abstractNum w:abstractNumId="6" w15:restartNumberingAfterBreak="0">
     <w:nsid w:val="27897532"/>
     <w:multiLevelType w:val="hybridMultilevel"/>
     <w:tmpl w:val="B3EA97EC"/>
@@ -2759,7 +3005,7 @@
       </w:rPr>
     </w:lvl>
   </w:abstractNum>
-  <w:abstractNum w:abstractNumId="6" w15:restartNumberingAfterBreak="0">
+  <w:abstractNum w:abstractNumId="7" w15:restartNumberingAfterBreak="0">
     <w:nsid w:val="301F4942"/>
     <w:multiLevelType w:val="hybridMultilevel"/>
     <w:tmpl w:val="39F2619A"/>
@@ -2872,7 +3118,7 @@
       </w:rPr>
     </w:lvl>
   </w:abstractNum>
-  <w:abstractNum w:abstractNumId="7" w15:restartNumberingAfterBreak="0">
+  <w:abstractNum w:abstractNumId="8" w15:restartNumberingAfterBreak="0">
     <w:nsid w:val="3ABA2F6A"/>
     <w:multiLevelType w:val="hybridMultilevel"/>
     <w:tmpl w:val="4BBE2E76"/>
@@ -2985,7 +3231,7 @@
       </w:rPr>
     </w:lvl>
   </w:abstractNum>
-  <w:abstractNum w:abstractNumId="8" w15:restartNumberingAfterBreak="0">
+  <w:abstractNum w:abstractNumId="9" w15:restartNumberingAfterBreak="0">
     <w:nsid w:val="3D4E15CB"/>
     <w:multiLevelType w:val="hybridMultilevel"/>
     <w:tmpl w:val="95E88A2A"/>
@@ -3098,7 +3344,7 @@
       </w:rPr>
     </w:lvl>
   </w:abstractNum>
-  <w:abstractNum w:abstractNumId="9" w15:restartNumberingAfterBreak="0">
+  <w:abstractNum w:abstractNumId="10" w15:restartNumberingAfterBreak="0">
     <w:nsid w:val="510025F5"/>
     <w:multiLevelType w:val="hybridMultilevel"/>
     <w:tmpl w:val="CA50E09A"/>
@@ -3211,7 +3457,7 @@
       </w:rPr>
     </w:lvl>
   </w:abstractNum>
-  <w:abstractNum w:abstractNumId="10" w15:restartNumberingAfterBreak="0">
+  <w:abstractNum w:abstractNumId="11" w15:restartNumberingAfterBreak="0">
     <w:nsid w:val="590D1076"/>
     <w:multiLevelType w:val="hybridMultilevel"/>
     <w:tmpl w:val="760E70D8"/>
@@ -3324,7 +3570,7 @@
       </w:rPr>
     </w:lvl>
   </w:abstractNum>
-  <w:abstractNum w:abstractNumId="11" w15:restartNumberingAfterBreak="0">
+  <w:abstractNum w:abstractNumId="12" w15:restartNumberingAfterBreak="0">
     <w:nsid w:val="5F7C5101"/>
     <w:multiLevelType w:val="multilevel"/>
     <w:tmpl w:val="91F03FC8"/>
@@ -3437,7 +3683,7 @@
       </w:rPr>
     </w:lvl>
   </w:abstractNum>
-  <w:abstractNum w:abstractNumId="12" w15:restartNumberingAfterBreak="0">
+  <w:abstractNum w:abstractNumId="13" w15:restartNumberingAfterBreak="0">
     <w:nsid w:val="69E40FC6"/>
     <w:multiLevelType w:val="hybridMultilevel"/>
     <w:tmpl w:val="C342384A"/>
@@ -3550,7 +3796,120 @@
       </w:rPr>
     </w:lvl>
   </w:abstractNum>
-  <w:abstractNum w:abstractNumId="13" w15:restartNumberingAfterBreak="0">
+  <w:abstractNum w:abstractNumId="14" w15:restartNumberingAfterBreak="0">
+    <w:nsid w:val="6A11548F"/>
+    <w:multiLevelType w:val="hybridMultilevel"/>
+    <w:tmpl w:val="8E2476EC"/>
+    <w:lvl w:ilvl="0" w:tplc="1C090001">
+      <w:start w:val="1"/>
+      <w:numFmt w:val="bullet"/>
+      <w:lvlText w:val=""/>
+      <w:lvlJc w:val="left"/>
+      <w:pPr>
+        <w:ind w:left="720" w:hanging="360"/>
+      </w:pPr>
+      <w:rPr>
+        <w:rFonts w:ascii="Symbol" w:hAnsi="Symbol" w:hint="default"/>
+      </w:rPr>
+    </w:lvl>
+    <w:lvl w:ilvl="1" w:tplc="1C090003">
+      <w:start w:val="1"/>
+      <w:numFmt w:val="bullet"/>
+      <w:lvlText w:val="o"/>
+      <w:lvlJc w:val="left"/>
+      <w:pPr>
+        <w:ind w:left="1440" w:hanging="360"/>
+      </w:pPr>
+      <w:rPr>
+        <w:rFonts w:ascii="Courier New" w:hAnsi="Courier New" w:cs="Courier New" w:hint="default"/>
+      </w:rPr>
+    </w:lvl>
+    <w:lvl w:ilvl="2" w:tplc="1C090005">
+      <w:start w:val="1"/>
+      <w:numFmt w:val="bullet"/>
+      <w:lvlText w:val=""/>
+      <w:lvlJc w:val="left"/>
+      <w:pPr>
+        <w:ind w:left="2160" w:hanging="360"/>
+      </w:pPr>
+      <w:rPr>
+        <w:rFonts w:ascii="Wingdings" w:hAnsi="Wingdings" w:hint="default"/>
+      </w:rPr>
+    </w:lvl>
+    <w:lvl w:ilvl="3" w:tplc="1C090001">
+      <w:start w:val="1"/>
+      <w:numFmt w:val="bullet"/>
+      <w:lvlText w:val=""/>
+      <w:lvlJc w:val="left"/>
+      <w:pPr>
+        <w:ind w:left="2880" w:hanging="360"/>
+      </w:pPr>
+      <w:rPr>
+        <w:rFonts w:ascii="Symbol" w:hAnsi="Symbol" w:hint="default"/>
+      </w:rPr>
+    </w:lvl>
+    <w:lvl w:ilvl="4" w:tplc="1C090003">
+      <w:start w:val="1"/>
+      <w:numFmt w:val="bullet"/>
+      <w:lvlText w:val="o"/>
+      <w:lvlJc w:val="left"/>
+      <w:pPr>
+        <w:ind w:left="3600" w:hanging="360"/>
+      </w:pPr>
+      <w:rPr>
+        <w:rFonts w:ascii="Courier New" w:hAnsi="Courier New" w:cs="Courier New" w:hint="default"/>
+      </w:rPr>
+    </w:lvl>
+    <w:lvl w:ilvl="5" w:tplc="1C090005">
+      <w:start w:val="1"/>
+      <w:numFmt w:val="bullet"/>
+      <w:lvlText w:val=""/>
+      <w:lvlJc w:val="left"/>
+      <w:pPr>
+        <w:ind w:left="4320" w:hanging="360"/>
+      </w:pPr>
+      <w:rPr>
+        <w:rFonts w:ascii="Wingdings" w:hAnsi="Wingdings" w:hint="default"/>
+      </w:rPr>
+    </w:lvl>
+    <w:lvl w:ilvl="6" w:tplc="1C090001">
+      <w:start w:val="1"/>
+      <w:numFmt w:val="bullet"/>
+      <w:lvlText w:val=""/>
+      <w:lvlJc w:val="left"/>
+      <w:pPr>
+        <w:ind w:left="5040" w:hanging="360"/>
+      </w:pPr>
+      <w:rPr>
+        <w:rFonts w:ascii="Symbol" w:hAnsi="Symbol" w:hint="default"/>
+      </w:rPr>
+    </w:lvl>
+    <w:lvl w:ilvl="7" w:tplc="1C090003">
+      <w:start w:val="1"/>
+      <w:numFmt w:val="bullet"/>
+      <w:lvlText w:val="o"/>
+      <w:lvlJc w:val="left"/>
+      <w:pPr>
+        <w:ind w:left="5760" w:hanging="360"/>
+      </w:pPr>
+      <w:rPr>
+        <w:rFonts w:ascii="Courier New" w:hAnsi="Courier New" w:cs="Courier New" w:hint="default"/>
+      </w:rPr>
+    </w:lvl>
+    <w:lvl w:ilvl="8" w:tplc="1C090005">
+      <w:start w:val="1"/>
+      <w:numFmt w:val="bullet"/>
+      <w:lvlText w:val=""/>
+      <w:lvlJc w:val="left"/>
+      <w:pPr>
+        <w:ind w:left="6480" w:hanging="360"/>
+      </w:pPr>
+      <w:rPr>
+        <w:rFonts w:ascii="Wingdings" w:hAnsi="Wingdings" w:hint="default"/>
+      </w:rPr>
+    </w:lvl>
+  </w:abstractNum>
+  <w:abstractNum w:abstractNumId="15" w15:restartNumberingAfterBreak="0">
     <w:nsid w:val="6B73620C"/>
     <w:multiLevelType w:val="hybridMultilevel"/>
     <w:tmpl w:val="4D181860"/>
@@ -3663,7 +4022,7 @@
       </w:rPr>
     </w:lvl>
   </w:abstractNum>
-  <w:abstractNum w:abstractNumId="14" w15:restartNumberingAfterBreak="0">
+  <w:abstractNum w:abstractNumId="16" w15:restartNumberingAfterBreak="0">
     <w:nsid w:val="6FD100F9"/>
     <w:multiLevelType w:val="hybridMultilevel"/>
     <w:tmpl w:val="20082682"/>
@@ -3776,7 +4135,7 @@
       </w:rPr>
     </w:lvl>
   </w:abstractNum>
-  <w:abstractNum w:abstractNumId="15" w15:restartNumberingAfterBreak="0">
+  <w:abstractNum w:abstractNumId="17" w15:restartNumberingAfterBreak="0">
     <w:nsid w:val="76BB4648"/>
     <w:multiLevelType w:val="hybridMultilevel"/>
     <w:tmpl w:val="ED5810E8"/>
@@ -3890,67 +4249,70 @@
     </w:lvl>
   </w:abstractNum>
   <w:num w:numId="1" w16cid:durableId="2118716976">
-    <w:abstractNumId w:val="6"/>
+    <w:abstractNumId w:val="7"/>
   </w:num>
   <w:num w:numId="2" w16cid:durableId="487138752">
-    <w:abstractNumId w:val="7"/>
+    <w:abstractNumId w:val="8"/>
   </w:num>
   <w:num w:numId="3" w16cid:durableId="343089454">
-    <w:abstractNumId w:val="10"/>
+    <w:abstractNumId w:val="11"/>
   </w:num>
   <w:num w:numId="4" w16cid:durableId="1213467553">
-    <w:abstractNumId w:val="13"/>
+    <w:abstractNumId w:val="15"/>
   </w:num>
   <w:num w:numId="5" w16cid:durableId="1268350940">
     <w:abstractNumId w:val="0"/>
   </w:num>
   <w:num w:numId="6" w16cid:durableId="1369718779">
+    <w:abstractNumId w:val="6"/>
+  </w:num>
+  <w:num w:numId="7" w16cid:durableId="1531071909">
+    <w:abstractNumId w:val="4"/>
+  </w:num>
+  <w:num w:numId="8" w16cid:durableId="1953432772">
     <w:abstractNumId w:val="5"/>
   </w:num>
-  <w:num w:numId="7" w16cid:durableId="1531071909">
+  <w:num w:numId="9" w16cid:durableId="669941085">
+    <w:abstractNumId w:val="9"/>
+  </w:num>
+  <w:num w:numId="10" w16cid:durableId="1261135117">
+    <w:abstractNumId w:val="6"/>
+  </w:num>
+  <w:num w:numId="11" w16cid:durableId="1628925735">
+    <w:abstractNumId w:val="12"/>
+  </w:num>
+  <w:num w:numId="12" w16cid:durableId="1491679281">
+    <w:abstractNumId w:val="17"/>
+  </w:num>
+  <w:num w:numId="13" w16cid:durableId="2098017194">
+    <w:abstractNumId w:val="10"/>
+  </w:num>
+  <w:num w:numId="14" w16cid:durableId="716316102">
+    <w:abstractNumId w:val="16"/>
+  </w:num>
+  <w:num w:numId="15" w16cid:durableId="1456022656">
+    <w:abstractNumId w:val="13"/>
+  </w:num>
+  <w:num w:numId="16" w16cid:durableId="1879581918">
+    <w:abstractNumId w:val="2"/>
+  </w:num>
+  <w:num w:numId="17" w16cid:durableId="1907183303">
+    <w:abstractNumId w:val="2"/>
+  </w:num>
+  <w:num w:numId="18" w16cid:durableId="402724412">
     <w:abstractNumId w:val="3"/>
   </w:num>
-  <w:num w:numId="8" w16cid:durableId="1953432772">
-    <w:abstractNumId w:val="4"/>
+  <w:num w:numId="19" w16cid:durableId="1474714696">
+    <w:abstractNumId w:val="3"/>
   </w:num>
-  <w:num w:numId="9" w16cid:durableId="669941085">
-    <w:abstractNumId w:val="8"/>
-  </w:num>
-  <w:num w:numId="10" w16cid:durableId="1261135117">
-    <w:abstractNumId w:val="5"/>
-  </w:num>
-  <w:num w:numId="11" w16cid:durableId="1628925735">
-    <w:abstractNumId w:val="11"/>
-  </w:num>
-  <w:num w:numId="12" w16cid:durableId="1491679281">
-    <w:abstractNumId w:val="15"/>
-  </w:num>
-  <w:num w:numId="13" w16cid:durableId="2098017194">
-    <w:abstractNumId w:val="9"/>
-  </w:num>
-  <w:num w:numId="14" w16cid:durableId="716316102">
-    <w:abstractNumId w:val="14"/>
-  </w:num>
-  <w:num w:numId="15" w16cid:durableId="1456022656">
-    <w:abstractNumId w:val="12"/>
-  </w:num>
-  <w:num w:numId="16" w16cid:durableId="1879581918">
-    <w:abstractNumId w:val="1"/>
-    <w:lvlOverride w:ilvl="0"/>
-    <w:lvlOverride w:ilvl="1"/>
-    <w:lvlOverride w:ilvl="2"/>
-    <w:lvlOverride w:ilvl="3"/>
-    <w:lvlOverride w:ilvl="4"/>
-    <w:lvlOverride w:ilvl="5"/>
-    <w:lvlOverride w:ilvl="6"/>
-    <w:lvlOverride w:ilvl="7"/>
-    <w:lvlOverride w:ilvl="8"/>
-  </w:num>
-  <w:num w:numId="17" w16cid:durableId="1907183303">
+  <w:num w:numId="20" w16cid:durableId="128399318">
     <w:abstractNumId w:val="1"/>
   </w:num>
-  <w:num w:numId="18" w16cid:durableId="402724412">
-    <w:abstractNumId w:val="2"/>
+  <w:num w:numId="21" w16cid:durableId="685718522">
+    <w:abstractNumId w:val="13"/>
+  </w:num>
+  <w:num w:numId="22" w16cid:durableId="1274169435">
+    <w:abstractNumId w:val="14"/>
   </w:num>
 </w:numbering>
 </file>
@@ -4361,6 +4723,7 @@
   <w:style w:type="character" w:default="1" w:styleId="DefaultParagraphFont">
     <w:name w:val="Default Paragraph Font"/>
     <w:uiPriority w:val="1"/>
+    <w:semiHidden/>
     <w:unhideWhenUsed/>
   </w:style>
   <w:style w:type="table" w:default="1" w:styleId="TableNormal">
